--- a/document.docx
+++ b/document.docx
@@ -34,7 +34,7 @@
                 <w:noProof/>
               </w:rPr>
               <w:drawing>
-                <wp:inline distT="0" distB="0" distL="0" distR="0" wp14:anchorId="28152A3E" wp14:editId="125AE992">
+                <wp:inline distT="0" distB="0" distL="0" distR="0" wp14:anchorId="28152A3E" wp14:editId="2D211BA9">
                   <wp:extent cx="846161" cy="1281125"/>
                   <wp:effectExtent l="0" t="0" r="0" b="0"/>
                   <wp:docPr id="1" name="Picture 1"/>
@@ -204,7 +204,7 @@
       <w:pPr>
         <w:pStyle w:val="Heading1"/>
       </w:pPr>
-      <w:bookmarkStart w:id="0" w:name="_Toc216647522"/>
+      <w:bookmarkStart w:id="0" w:name="_Toc223202713"/>
       <w:r>
         <w:t>Tóm tắt nội dung</w:t>
       </w:r>
@@ -258,7 +258,7 @@
           <w:r>
             <w:fldChar w:fldCharType="separate"/>
           </w:r>
-          <w:hyperlink w:anchor="_Toc216647522" w:history="1">
+          <w:hyperlink w:anchor="_Toc223202713" w:history="1">
             <w:r>
               <w:rPr>
                 <w:rStyle w:val="Hyperlink"/>
@@ -285,7 +285,7 @@
                 <w:noProof/>
                 <w:webHidden/>
               </w:rPr>
-              <w:instrText xml:space="preserve"> PAGEREF _Toc216647522 \h </w:instrText>
+              <w:instrText xml:space="preserve"> PAGEREF _Toc223202713 \h </w:instrText>
             </w:r>
             <w:r>
               <w:rPr>
@@ -328,13 +328,13 @@
               <w14:ligatures w14:val="standardContextual"/>
             </w:rPr>
           </w:pPr>
-          <w:hyperlink w:anchor="_Toc216647523" w:history="1">
+          <w:hyperlink w:anchor="_Toc223202714" w:history="1">
             <w:r>
               <w:rPr>
                 <w:rStyle w:val="Hyperlink"/>
                 <w:noProof/>
               </w:rPr>
-              <w:t>2.Công việc và kết quả đạt được</w:t>
+              <w:t>2.Chức năng</w:t>
             </w:r>
             <w:r>
               <w:rPr>
@@ -348,6 +348,13 @@
                 <w:noProof/>
                 <w:webHidden/>
               </w:rPr>
+              <w:tab/>
+            </w:r>
+            <w:r>
+              <w:rPr>
+                <w:noProof/>
+                <w:webHidden/>
+              </w:rPr>
               <w:fldChar w:fldCharType="begin"/>
             </w:r>
             <w:r>
@@ -355,7 +362,7 @@
                 <w:noProof/>
                 <w:webHidden/>
               </w:rPr>
-              <w:instrText xml:space="preserve"> PAGEREF _Toc216647523 \h </w:instrText>
+              <w:instrText xml:space="preserve"> PAGEREF _Toc223202714 \h </w:instrText>
             </w:r>
             <w:r>
               <w:rPr>
@@ -398,13 +405,13 @@
               <w14:ligatures w14:val="standardContextual"/>
             </w:rPr>
           </w:pPr>
-          <w:hyperlink w:anchor="_Toc216647524" w:history="1">
+          <w:hyperlink w:anchor="_Toc223202715" w:history="1">
             <w:r>
               <w:rPr>
                 <w:rStyle w:val="Hyperlink"/>
                 <w:noProof/>
               </w:rPr>
-              <w:t>3.Công việc dự kiến trong tuần tiếp theo</w:t>
+              <w:t>3.Cấu trúc chương trình</w:t>
             </w:r>
             <w:r>
               <w:rPr>
@@ -425,7 +432,7 @@
                 <w:noProof/>
                 <w:webHidden/>
               </w:rPr>
-              <w:instrText xml:space="preserve"> PAGEREF _Toc216647524 \h </w:instrText>
+              <w:instrText xml:space="preserve"> PAGEREF _Toc223202715 \h </w:instrText>
             </w:r>
             <w:r>
               <w:rPr>
@@ -446,83 +453,6 @@
                 <w:webHidden/>
               </w:rPr>
               <w:t>2</w:t>
-            </w:r>
-            <w:r>
-              <w:rPr>
-                <w:noProof/>
-                <w:webHidden/>
-              </w:rPr>
-              <w:fldChar w:fldCharType="end"/>
-            </w:r>
-          </w:hyperlink>
-        </w:p>
-        <w:p>
-          <w:pPr>
-            <w:pStyle w:val="TOC1"/>
-            <w:rPr>
-              <w:rFonts w:asciiTheme="minorHAnsi" w:eastAsiaTheme="minorEastAsia" w:hAnsiTheme="minorHAnsi"/>
-              <w:noProof/>
-              <w:kern w:val="2"/>
-              <w:sz w:val="24"/>
-              <w:szCs w:val="24"/>
-              <w14:ligatures w14:val="standardContextual"/>
-            </w:rPr>
-          </w:pPr>
-          <w:hyperlink w:anchor="_Toc216647525" w:history="1">
-            <w:r>
-              <w:rPr>
-                <w:rStyle w:val="Hyperlink"/>
-                <w:noProof/>
-              </w:rPr>
-              <w:t>4.Bộ đề kiểm tra</w:t>
-            </w:r>
-            <w:r>
-              <w:rPr>
-                <w:noProof/>
-                <w:webHidden/>
-              </w:rPr>
-              <w:tab/>
-            </w:r>
-            <w:r>
-              <w:rPr>
-                <w:noProof/>
-                <w:webHidden/>
-              </w:rPr>
-              <w:tab/>
-            </w:r>
-            <w:r>
-              <w:rPr>
-                <w:noProof/>
-                <w:webHidden/>
-              </w:rPr>
-              <w:fldChar w:fldCharType="begin"/>
-            </w:r>
-            <w:r>
-              <w:rPr>
-                <w:noProof/>
-                <w:webHidden/>
-              </w:rPr>
-              <w:instrText xml:space="preserve"> PAGEREF _Toc216647525 \h </w:instrText>
-            </w:r>
-            <w:r>
-              <w:rPr>
-                <w:noProof/>
-                <w:webHidden/>
-              </w:rPr>
-            </w:r>
-            <w:r>
-              <w:rPr>
-                <w:noProof/>
-                <w:webHidden/>
-              </w:rPr>
-              <w:fldChar w:fldCharType="separate"/>
-            </w:r>
-            <w:r>
-              <w:rPr>
-                <w:noProof/>
-                <w:webHidden/>
-              </w:rPr>
-              <w:t>3</w:t>
             </w:r>
             <w:r>
               <w:rPr>
@@ -549,14 +479,14 @@
               <w14:ligatures w14:val="standardContextual"/>
             </w:rPr>
           </w:pPr>
-          <w:hyperlink w:anchor="_Toc216647526" w:history="1">
+          <w:hyperlink w:anchor="_Toc223202716" w:history="1">
             <w:r>
               <w:rPr>
                 <w:rStyle w:val="Hyperlink"/>
                 <w:rFonts w:cs="Times New Roman"/>
                 <w:noProof/>
               </w:rPr>
-              <w:t>4.1</w:t>
+              <w:t>3.1</w:t>
             </w:r>
             <w:r>
               <w:rPr>
@@ -574,7 +504,15 @@
                 <w:rStyle w:val="Hyperlink"/>
                 <w:noProof/>
               </w:rPr>
-              <w:t>Bộ đề</w:t>
+              <w:t>Ngôn ngữ:</w:t>
+            </w:r>
+            <w:r>
+              <w:rPr>
+                <w:rStyle w:val="Hyperlink"/>
+                <w:bCs/>
+                <w:noProof/>
+              </w:rPr>
+              <w:t xml:space="preserve"> Python</w:t>
             </w:r>
             <w:r>
               <w:rPr>
@@ -595,7 +533,7 @@
                 <w:noProof/>
                 <w:webHidden/>
               </w:rPr>
-              <w:instrText xml:space="preserve"> PAGEREF _Toc216647526 \h </w:instrText>
+              <w:instrText xml:space="preserve"> PAGEREF _Toc223202716 \h </w:instrText>
             </w:r>
             <w:r>
               <w:rPr>
@@ -615,363 +553,7 @@
                 <w:noProof/>
                 <w:webHidden/>
               </w:rPr>
-              <w:t>3</w:t>
-            </w:r>
-            <w:r>
-              <w:rPr>
-                <w:noProof/>
-                <w:webHidden/>
-              </w:rPr>
-              <w:fldChar w:fldCharType="end"/>
-            </w:r>
-          </w:hyperlink>
-        </w:p>
-        <w:p>
-          <w:pPr>
-            <w:pStyle w:val="TOC3"/>
-            <w:rPr>
-              <w:rFonts w:asciiTheme="minorHAnsi" w:eastAsiaTheme="minorEastAsia" w:hAnsiTheme="minorHAnsi"/>
-              <w:noProof/>
-              <w:kern w:val="2"/>
-              <w:sz w:val="24"/>
-              <w:szCs w:val="24"/>
-              <w14:ligatures w14:val="standardContextual"/>
-            </w:rPr>
-          </w:pPr>
-          <w:hyperlink w:anchor="_Toc216647527" w:history="1">
-            <w:r>
-              <w:rPr>
-                <w:rStyle w:val="Hyperlink"/>
-                <w:rFonts w:cs="Times New Roman"/>
-                <w:noProof/>
-              </w:rPr>
-              <w:t>4.1.1</w:t>
-            </w:r>
-            <w:r>
-              <w:rPr>
-                <w:rFonts w:asciiTheme="minorHAnsi" w:eastAsiaTheme="minorEastAsia" w:hAnsiTheme="minorHAnsi"/>
-                <w:noProof/>
-                <w:kern w:val="2"/>
-                <w:sz w:val="24"/>
-                <w:szCs w:val="24"/>
-                <w14:ligatures w14:val="standardContextual"/>
-              </w:rPr>
-              <w:tab/>
-            </w:r>
-            <w:r>
-              <w:rPr>
-                <w:rStyle w:val="Hyperlink"/>
-                <w:noProof/>
-              </w:rPr>
-              <w:t>Nguồn tham khảo</w:t>
-            </w:r>
-            <w:r>
-              <w:rPr>
-                <w:noProof/>
-                <w:webHidden/>
-              </w:rPr>
-              <w:tab/>
-            </w:r>
-            <w:r>
-              <w:rPr>
-                <w:noProof/>
-                <w:webHidden/>
-              </w:rPr>
-              <w:fldChar w:fldCharType="begin"/>
-            </w:r>
-            <w:r>
-              <w:rPr>
-                <w:noProof/>
-                <w:webHidden/>
-              </w:rPr>
-              <w:instrText xml:space="preserve"> PAGEREF _Toc216647527 \h </w:instrText>
-            </w:r>
-            <w:r>
-              <w:rPr>
-                <w:noProof/>
-                <w:webHidden/>
-              </w:rPr>
-            </w:r>
-            <w:r>
-              <w:rPr>
-                <w:noProof/>
-                <w:webHidden/>
-              </w:rPr>
-              <w:fldChar w:fldCharType="separate"/>
-            </w:r>
-            <w:r>
-              <w:rPr>
-                <w:noProof/>
-                <w:webHidden/>
-              </w:rPr>
-              <w:t>3</w:t>
-            </w:r>
-            <w:r>
-              <w:rPr>
-                <w:noProof/>
-                <w:webHidden/>
-              </w:rPr>
-              <w:fldChar w:fldCharType="end"/>
-            </w:r>
-          </w:hyperlink>
-        </w:p>
-        <w:p>
-          <w:pPr>
-            <w:pStyle w:val="TOC3"/>
-            <w:rPr>
-              <w:rFonts w:asciiTheme="minorHAnsi" w:eastAsiaTheme="minorEastAsia" w:hAnsiTheme="minorHAnsi"/>
-              <w:noProof/>
-              <w:kern w:val="2"/>
-              <w:sz w:val="24"/>
-              <w:szCs w:val="24"/>
-              <w14:ligatures w14:val="standardContextual"/>
-            </w:rPr>
-          </w:pPr>
-          <w:hyperlink w:anchor="_Toc216647528" w:history="1">
-            <w:r>
-              <w:rPr>
-                <w:rStyle w:val="Hyperlink"/>
-                <w:rFonts w:cs="Times New Roman"/>
-                <w:noProof/>
-              </w:rPr>
-              <w:t>4.1.2</w:t>
-            </w:r>
-            <w:r>
-              <w:rPr>
-                <w:rFonts w:asciiTheme="minorHAnsi" w:eastAsiaTheme="minorEastAsia" w:hAnsiTheme="minorHAnsi"/>
-                <w:noProof/>
-                <w:kern w:val="2"/>
-                <w:sz w:val="24"/>
-                <w:szCs w:val="24"/>
-                <w14:ligatures w14:val="standardContextual"/>
-              </w:rPr>
-              <w:tab/>
-            </w:r>
-            <w:r>
-              <w:rPr>
-                <w:rStyle w:val="Hyperlink"/>
-                <w:noProof/>
-              </w:rPr>
-              <w:t>Mô tả</w:t>
-            </w:r>
-            <w:r>
-              <w:rPr>
-                <w:noProof/>
-                <w:webHidden/>
-              </w:rPr>
-              <w:tab/>
-            </w:r>
-            <w:r>
-              <w:rPr>
-                <w:noProof/>
-                <w:webHidden/>
-              </w:rPr>
-              <w:fldChar w:fldCharType="begin"/>
-            </w:r>
-            <w:r>
-              <w:rPr>
-                <w:noProof/>
-                <w:webHidden/>
-              </w:rPr>
-              <w:instrText xml:space="preserve"> PAGEREF _Toc216647528 \h </w:instrText>
-            </w:r>
-            <w:r>
-              <w:rPr>
-                <w:noProof/>
-                <w:webHidden/>
-              </w:rPr>
-            </w:r>
-            <w:r>
-              <w:rPr>
-                <w:noProof/>
-                <w:webHidden/>
-              </w:rPr>
-              <w:fldChar w:fldCharType="separate"/>
-            </w:r>
-            <w:r>
-              <w:rPr>
-                <w:noProof/>
-                <w:webHidden/>
-              </w:rPr>
-              <w:t>3</w:t>
-            </w:r>
-            <w:r>
-              <w:rPr>
-                <w:noProof/>
-                <w:webHidden/>
-              </w:rPr>
-              <w:fldChar w:fldCharType="end"/>
-            </w:r>
-          </w:hyperlink>
-        </w:p>
-        <w:p>
-          <w:pPr>
-            <w:pStyle w:val="TOC3"/>
-            <w:rPr>
-              <w:rFonts w:asciiTheme="minorHAnsi" w:eastAsiaTheme="minorEastAsia" w:hAnsiTheme="minorHAnsi"/>
-              <w:noProof/>
-              <w:kern w:val="2"/>
-              <w:sz w:val="24"/>
-              <w:szCs w:val="24"/>
-              <w14:ligatures w14:val="standardContextual"/>
-            </w:rPr>
-          </w:pPr>
-          <w:hyperlink w:anchor="_Toc216647529" w:history="1">
-            <w:r>
-              <w:rPr>
-                <w:rStyle w:val="Hyperlink"/>
-                <w:rFonts w:cs="Times New Roman"/>
-                <w:noProof/>
-              </w:rPr>
-              <w:t>4.1.3</w:t>
-            </w:r>
-            <w:r>
-              <w:rPr>
-                <w:rFonts w:asciiTheme="minorHAnsi" w:eastAsiaTheme="minorEastAsia" w:hAnsiTheme="minorHAnsi"/>
-                <w:noProof/>
-                <w:kern w:val="2"/>
-                <w:sz w:val="24"/>
-                <w:szCs w:val="24"/>
-                <w14:ligatures w14:val="standardContextual"/>
-              </w:rPr>
-              <w:tab/>
-            </w:r>
-            <w:r>
-              <w:rPr>
-                <w:rStyle w:val="Hyperlink"/>
-                <w:noProof/>
-              </w:rPr>
-              <w:t>Tổng thể</w:t>
-            </w:r>
-            <w:r>
-              <w:rPr>
-                <w:noProof/>
-                <w:webHidden/>
-              </w:rPr>
-              <w:tab/>
-            </w:r>
-            <w:r>
-              <w:rPr>
-                <w:noProof/>
-                <w:webHidden/>
-              </w:rPr>
-              <w:fldChar w:fldCharType="begin"/>
-            </w:r>
-            <w:r>
-              <w:rPr>
-                <w:noProof/>
-                <w:webHidden/>
-              </w:rPr>
-              <w:instrText xml:space="preserve"> PAGEREF _Toc216647529 \h </w:instrText>
-            </w:r>
-            <w:r>
-              <w:rPr>
-                <w:noProof/>
-                <w:webHidden/>
-              </w:rPr>
-            </w:r>
-            <w:r>
-              <w:rPr>
-                <w:noProof/>
-                <w:webHidden/>
-              </w:rPr>
-              <w:fldChar w:fldCharType="separate"/>
-            </w:r>
-            <w:r>
-              <w:rPr>
-                <w:noProof/>
-                <w:webHidden/>
-              </w:rPr>
-              <w:t>5</w:t>
-            </w:r>
-            <w:r>
-              <w:rPr>
-                <w:noProof/>
-                <w:webHidden/>
-              </w:rPr>
-              <w:fldChar w:fldCharType="end"/>
-            </w:r>
-          </w:hyperlink>
-        </w:p>
-        <w:p>
-          <w:pPr>
-            <w:pStyle w:val="TOC3"/>
-            <w:rPr>
-              <w:rFonts w:asciiTheme="minorHAnsi" w:eastAsiaTheme="minorEastAsia" w:hAnsiTheme="minorHAnsi"/>
-              <w:noProof/>
-              <w:kern w:val="2"/>
-              <w:sz w:val="24"/>
-              <w:szCs w:val="24"/>
-              <w14:ligatures w14:val="standardContextual"/>
-            </w:rPr>
-          </w:pPr>
-          <w:hyperlink w:anchor="_Toc216647530" w:history="1">
-            <w:r>
-              <w:rPr>
-                <w:rStyle w:val="Hyperlink"/>
-                <w:rFonts w:cs="Times New Roman"/>
-                <w:noProof/>
-              </w:rPr>
-              <w:t>4.1.4</w:t>
-            </w:r>
-            <w:r>
-              <w:rPr>
-                <w:rFonts w:asciiTheme="minorHAnsi" w:eastAsiaTheme="minorEastAsia" w:hAnsiTheme="minorHAnsi"/>
-                <w:noProof/>
-                <w:kern w:val="2"/>
-                <w:sz w:val="24"/>
-                <w:szCs w:val="24"/>
-                <w14:ligatures w14:val="standardContextual"/>
-              </w:rPr>
-              <w:tab/>
-            </w:r>
-            <w:r>
-              <w:rPr>
-                <w:rStyle w:val="Hyperlink"/>
-                <w:noProof/>
-              </w:rPr>
-              <w:t>Tóm tắt số lượng các câu hỏi</w:t>
-            </w:r>
-            <w:r>
-              <w:rPr>
-                <w:noProof/>
-                <w:webHidden/>
-              </w:rPr>
-              <w:tab/>
-            </w:r>
-            <w:r>
-              <w:rPr>
-                <w:noProof/>
-                <w:webHidden/>
-              </w:rPr>
-              <w:fldChar w:fldCharType="begin"/>
-            </w:r>
-            <w:r>
-              <w:rPr>
-                <w:noProof/>
-                <w:webHidden/>
-              </w:rPr>
-              <w:instrText xml:space="preserve"> PAGEREF _Toc216647530 \h </w:instrText>
-            </w:r>
-            <w:r>
-              <w:rPr>
-                <w:noProof/>
-                <w:webHidden/>
-              </w:rPr>
-            </w:r>
-            <w:r>
-              <w:rPr>
-                <w:noProof/>
-                <w:webHidden/>
-              </w:rPr>
-              <w:fldChar w:fldCharType="separate"/>
-            </w:r>
-            <w:r>
-              <w:rPr>
-                <w:noProof/>
-                <w:webHidden/>
-              </w:rPr>
-              <w:t>6</w:t>
+              <w:t>2</w:t>
             </w:r>
             <w:r>
               <w:rPr>
@@ -998,14 +580,14 @@
               <w14:ligatures w14:val="standardContextual"/>
             </w:rPr>
           </w:pPr>
-          <w:hyperlink w:anchor="_Toc216647531" w:history="1">
+          <w:hyperlink w:anchor="_Toc223202717" w:history="1">
             <w:r>
               <w:rPr>
                 <w:rStyle w:val="Hyperlink"/>
                 <w:rFonts w:cs="Times New Roman"/>
                 <w:noProof/>
               </w:rPr>
-              <w:t>4.2</w:t>
+              <w:t>3.2</w:t>
             </w:r>
             <w:r>
               <w:rPr>
@@ -1023,7 +605,7 @@
                 <w:rStyle w:val="Hyperlink"/>
                 <w:noProof/>
               </w:rPr>
-              <w:t>Tool</w:t>
+              <w:t>Tổ chức thưc mục</w:t>
             </w:r>
             <w:r>
               <w:rPr>
@@ -1044,7 +626,7 @@
                 <w:noProof/>
                 <w:webHidden/>
               </w:rPr>
-              <w:instrText xml:space="preserve"> PAGEREF _Toc216647531 \h </w:instrText>
+              <w:instrText xml:space="preserve"> PAGEREF _Toc223202717 \h </w:instrText>
             </w:r>
             <w:r>
               <w:rPr>
@@ -1064,7 +646,7 @@
                 <w:noProof/>
                 <w:webHidden/>
               </w:rPr>
-              <w:t>7</w:t>
+              <w:t>2</w:t>
             </w:r>
             <w:r>
               <w:rPr>
@@ -1077,7 +659,11 @@
         </w:p>
         <w:p>
           <w:pPr>
-            <w:pStyle w:val="TOC3"/>
+            <w:pStyle w:val="TOC2"/>
+            <w:tabs>
+              <w:tab w:val="left" w:pos="880"/>
+              <w:tab w:val="right" w:leader="dot" w:pos="9678"/>
+            </w:tabs>
             <w:rPr>
               <w:rFonts w:asciiTheme="minorHAnsi" w:eastAsiaTheme="minorEastAsia" w:hAnsiTheme="minorHAnsi"/>
               <w:noProof/>
@@ -1087,14 +673,14 @@
               <w14:ligatures w14:val="standardContextual"/>
             </w:rPr>
           </w:pPr>
-          <w:hyperlink w:anchor="_Toc216647532" w:history="1">
+          <w:hyperlink w:anchor="_Toc223202718" w:history="1">
             <w:r>
               <w:rPr>
                 <w:rStyle w:val="Hyperlink"/>
                 <w:rFonts w:cs="Times New Roman"/>
                 <w:noProof/>
               </w:rPr>
-              <w:t>4.2.1</w:t>
+              <w:t>3.3</w:t>
             </w:r>
             <w:r>
               <w:rPr>
@@ -1112,7 +698,7 @@
                 <w:rStyle w:val="Hyperlink"/>
                 <w:noProof/>
               </w:rPr>
-              <w:t>Mục đích</w:t>
+              <w:t>Nguyên lý cho quá trình soạn thảo</w:t>
             </w:r>
             <w:r>
               <w:rPr>
@@ -1133,7 +719,7 @@
                 <w:noProof/>
                 <w:webHidden/>
               </w:rPr>
-              <w:instrText xml:space="preserve"> PAGEREF _Toc216647532 \h </w:instrText>
+              <w:instrText xml:space="preserve"> PAGEREF _Toc223202718 \h </w:instrText>
             </w:r>
             <w:r>
               <w:rPr>
@@ -1153,7 +739,7 @@
                 <w:noProof/>
                 <w:webHidden/>
               </w:rPr>
-              <w:t>7</w:t>
+              <w:t>3</w:t>
             </w:r>
             <w:r>
               <w:rPr>
@@ -1166,7 +752,7 @@
         </w:p>
         <w:p>
           <w:pPr>
-            <w:pStyle w:val="TOC3"/>
+            <w:pStyle w:val="TOC1"/>
             <w:rPr>
               <w:rFonts w:asciiTheme="minorHAnsi" w:eastAsiaTheme="minorEastAsia" w:hAnsiTheme="minorHAnsi"/>
               <w:noProof/>
@@ -1176,73 +762,54 @@
               <w14:ligatures w14:val="standardContextual"/>
             </w:rPr>
           </w:pPr>
-          <w:hyperlink w:anchor="_Toc216647533" w:history="1">
+          <w:hyperlink w:anchor="_Toc223202719" w:history="1">
             <w:r>
               <w:rPr>
                 <w:rStyle w:val="Hyperlink"/>
-                <w:rFonts w:cs="Times New Roman"/>
-                <w:noProof/>
-              </w:rPr>
-              <w:t>4.2.2</w:t>
-            </w:r>
-            <w:r>
-              <w:rPr>
-                <w:rFonts w:asciiTheme="minorHAnsi" w:eastAsiaTheme="minorEastAsia" w:hAnsiTheme="minorHAnsi"/>
-                <w:noProof/>
-                <w:kern w:val="2"/>
-                <w:sz w:val="24"/>
-                <w:szCs w:val="24"/>
-                <w14:ligatures w14:val="standardContextual"/>
+                <w:noProof/>
+              </w:rPr>
+              <w:t>4.Các module và hàm</w:t>
+            </w:r>
+            <w:r>
+              <w:rPr>
+                <w:noProof/>
+                <w:webHidden/>
               </w:rPr>
               <w:tab/>
             </w:r>
             <w:r>
               <w:rPr>
-                <w:rStyle w:val="Hyperlink"/>
-                <w:noProof/>
-              </w:rPr>
-              <w:t>Chức năng</w:t>
-            </w:r>
-            <w:r>
-              <w:rPr>
                 <w:noProof/>
                 <w:webHidden/>
               </w:rPr>
-              <w:tab/>
+              <w:fldChar w:fldCharType="begin"/>
             </w:r>
             <w:r>
               <w:rPr>
                 <w:noProof/>
                 <w:webHidden/>
               </w:rPr>
-              <w:fldChar w:fldCharType="begin"/>
+              <w:instrText xml:space="preserve"> PAGEREF _Toc223202719 \h </w:instrText>
             </w:r>
             <w:r>
               <w:rPr>
                 <w:noProof/>
                 <w:webHidden/>
               </w:rPr>
-              <w:instrText xml:space="preserve"> PAGEREF _Toc216647533 \h </w:instrText>
             </w:r>
             <w:r>
               <w:rPr>
                 <w:noProof/>
                 <w:webHidden/>
               </w:rPr>
+              <w:fldChar w:fldCharType="separate"/>
             </w:r>
             <w:r>
               <w:rPr>
                 <w:noProof/>
                 <w:webHidden/>
               </w:rPr>
-              <w:fldChar w:fldCharType="separate"/>
-            </w:r>
-            <w:r>
-              <w:rPr>
-                <w:noProof/>
-                <w:webHidden/>
-              </w:rPr>
-              <w:t>7</w:t>
+              <w:t>3</w:t>
             </w:r>
             <w:r>
               <w:rPr>
@@ -1255,7 +822,11 @@
         </w:p>
         <w:p>
           <w:pPr>
-            <w:pStyle w:val="TOC3"/>
+            <w:pStyle w:val="TOC2"/>
+            <w:tabs>
+              <w:tab w:val="left" w:pos="880"/>
+              <w:tab w:val="right" w:leader="dot" w:pos="9678"/>
+            </w:tabs>
             <w:rPr>
               <w:rFonts w:asciiTheme="minorHAnsi" w:eastAsiaTheme="minorEastAsia" w:hAnsiTheme="minorHAnsi"/>
               <w:noProof/>
@@ -1265,14 +836,14 @@
               <w14:ligatures w14:val="standardContextual"/>
             </w:rPr>
           </w:pPr>
-          <w:hyperlink w:anchor="_Toc216647534" w:history="1">
+          <w:hyperlink w:anchor="_Toc223202720" w:history="1">
             <w:r>
               <w:rPr>
                 <w:rStyle w:val="Hyperlink"/>
                 <w:rFonts w:cs="Times New Roman"/>
                 <w:noProof/>
               </w:rPr>
-              <w:t>4.2.3</w:t>
+              <w:t>4.1</w:t>
             </w:r>
             <w:r>
               <w:rPr>
@@ -1290,7 +861,7 @@
                 <w:rStyle w:val="Hyperlink"/>
                 <w:noProof/>
               </w:rPr>
-              <w:t>Mô tả</w:t>
+              <w:t>Main</w:t>
             </w:r>
             <w:r>
               <w:rPr>
@@ -1311,7 +882,7 @@
                 <w:noProof/>
                 <w:webHidden/>
               </w:rPr>
-              <w:instrText xml:space="preserve"> PAGEREF _Toc216647534 \h </w:instrText>
+              <w:instrText xml:space="preserve"> PAGEREF _Toc223202720 \h </w:instrText>
             </w:r>
             <w:r>
               <w:rPr>
@@ -1331,7 +902,7 @@
                 <w:noProof/>
                 <w:webHidden/>
               </w:rPr>
-              <w:t>7</w:t>
+              <w:t>3</w:t>
             </w:r>
             <w:r>
               <w:rPr>
@@ -1344,7 +915,11 @@
         </w:p>
         <w:p>
           <w:pPr>
-            <w:pStyle w:val="TOC3"/>
+            <w:pStyle w:val="TOC2"/>
+            <w:tabs>
+              <w:tab w:val="left" w:pos="880"/>
+              <w:tab w:val="right" w:leader="dot" w:pos="9678"/>
+            </w:tabs>
             <w:rPr>
               <w:rFonts w:asciiTheme="minorHAnsi" w:eastAsiaTheme="minorEastAsia" w:hAnsiTheme="minorHAnsi"/>
               <w:noProof/>
@@ -1354,14 +929,14 @@
               <w14:ligatures w14:val="standardContextual"/>
             </w:rPr>
           </w:pPr>
-          <w:hyperlink w:anchor="_Toc216647535" w:history="1">
+          <w:hyperlink w:anchor="_Toc223202721" w:history="1">
             <w:r>
               <w:rPr>
                 <w:rStyle w:val="Hyperlink"/>
                 <w:rFonts w:cs="Times New Roman"/>
                 <w:noProof/>
               </w:rPr>
-              <w:t>4.2.4</w:t>
+              <w:t>4.2</w:t>
             </w:r>
             <w:r>
               <w:rPr>
@@ -1379,7 +954,7 @@
                 <w:rStyle w:val="Hyperlink"/>
                 <w:noProof/>
               </w:rPr>
-              <w:t>Tiến độ</w:t>
+              <w:t>Setting</w:t>
             </w:r>
             <w:r>
               <w:rPr>
@@ -1400,7 +975,7 @@
                 <w:noProof/>
                 <w:webHidden/>
               </w:rPr>
-              <w:instrText xml:space="preserve"> PAGEREF _Toc216647535 \h </w:instrText>
+              <w:instrText xml:space="preserve"> PAGEREF _Toc223202721 \h </w:instrText>
             </w:r>
             <w:r>
               <w:rPr>
@@ -1420,7 +995,7 @@
                 <w:noProof/>
                 <w:webHidden/>
               </w:rPr>
-              <w:t>9</w:t>
+              <w:t>3</w:t>
             </w:r>
             <w:r>
               <w:rPr>
@@ -1433,7 +1008,11 @@
         </w:p>
         <w:p>
           <w:pPr>
-            <w:pStyle w:val="TOC3"/>
+            <w:pStyle w:val="TOC2"/>
+            <w:tabs>
+              <w:tab w:val="left" w:pos="880"/>
+              <w:tab w:val="right" w:leader="dot" w:pos="9678"/>
+            </w:tabs>
             <w:rPr>
               <w:rFonts w:asciiTheme="minorHAnsi" w:eastAsiaTheme="minorEastAsia" w:hAnsiTheme="minorHAnsi"/>
               <w:noProof/>
@@ -1443,14 +1022,14 @@
               <w14:ligatures w14:val="standardContextual"/>
             </w:rPr>
           </w:pPr>
-          <w:hyperlink w:anchor="_Toc216647536" w:history="1">
+          <w:hyperlink w:anchor="_Toc223202722" w:history="1">
             <w:r>
               <w:rPr>
                 <w:rStyle w:val="Hyperlink"/>
                 <w:rFonts w:cs="Times New Roman"/>
                 <w:noProof/>
               </w:rPr>
-              <w:t>4.2.5</w:t>
+              <w:t>4.3</w:t>
             </w:r>
             <w:r>
               <w:rPr>
@@ -1468,7 +1047,7 @@
                 <w:rStyle w:val="Hyperlink"/>
                 <w:noProof/>
               </w:rPr>
-              <w:t>Kết quả sơ bộ</w:t>
+              <w:t>Datahandle</w:t>
             </w:r>
             <w:r>
               <w:rPr>
@@ -1489,7 +1068,7 @@
                 <w:noProof/>
                 <w:webHidden/>
               </w:rPr>
-              <w:instrText xml:space="preserve"> PAGEREF _Toc216647536 \h </w:instrText>
+              <w:instrText xml:space="preserve"> PAGEREF _Toc223202722 \h </w:instrText>
             </w:r>
             <w:r>
               <w:rPr>
@@ -1509,7 +1088,7 @@
                 <w:noProof/>
                 <w:webHidden/>
               </w:rPr>
-              <w:t>9</w:t>
+              <w:t>3</w:t>
             </w:r>
             <w:r>
               <w:rPr>
@@ -1522,7 +1101,11 @@
         </w:p>
         <w:p>
           <w:pPr>
-            <w:pStyle w:val="TOC3"/>
+            <w:pStyle w:val="TOC2"/>
+            <w:tabs>
+              <w:tab w:val="left" w:pos="880"/>
+              <w:tab w:val="right" w:leader="dot" w:pos="9678"/>
+            </w:tabs>
             <w:rPr>
               <w:rFonts w:asciiTheme="minorHAnsi" w:eastAsiaTheme="minorEastAsia" w:hAnsiTheme="minorHAnsi"/>
               <w:noProof/>
@@ -1532,14 +1115,14 @@
               <w14:ligatures w14:val="standardContextual"/>
             </w:rPr>
           </w:pPr>
-          <w:hyperlink w:anchor="_Toc216647537" w:history="1">
+          <w:hyperlink w:anchor="_Toc223202723" w:history="1">
             <w:r>
               <w:rPr>
                 <w:rStyle w:val="Hyperlink"/>
                 <w:rFonts w:cs="Times New Roman"/>
                 <w:noProof/>
               </w:rPr>
-              <w:t>4.2.6</w:t>
+              <w:t>4.4</w:t>
             </w:r>
             <w:r>
               <w:rPr>
@@ -1557,6 +1140,169 @@
                 <w:rStyle w:val="Hyperlink"/>
                 <w:noProof/>
               </w:rPr>
+              <w:t>Compose</w:t>
+            </w:r>
+            <w:r>
+              <w:rPr>
+                <w:noProof/>
+                <w:webHidden/>
+              </w:rPr>
+              <w:tab/>
+            </w:r>
+            <w:r>
+              <w:rPr>
+                <w:noProof/>
+                <w:webHidden/>
+              </w:rPr>
+              <w:fldChar w:fldCharType="begin"/>
+            </w:r>
+            <w:r>
+              <w:rPr>
+                <w:noProof/>
+                <w:webHidden/>
+              </w:rPr>
+              <w:instrText xml:space="preserve"> PAGEREF _Toc223202723 \h </w:instrText>
+            </w:r>
+            <w:r>
+              <w:rPr>
+                <w:noProof/>
+                <w:webHidden/>
+              </w:rPr>
+            </w:r>
+            <w:r>
+              <w:rPr>
+                <w:noProof/>
+                <w:webHidden/>
+              </w:rPr>
+              <w:fldChar w:fldCharType="separate"/>
+            </w:r>
+            <w:r>
+              <w:rPr>
+                <w:noProof/>
+                <w:webHidden/>
+              </w:rPr>
+              <w:t>5</w:t>
+            </w:r>
+            <w:r>
+              <w:rPr>
+                <w:noProof/>
+                <w:webHidden/>
+              </w:rPr>
+              <w:fldChar w:fldCharType="end"/>
+            </w:r>
+          </w:hyperlink>
+        </w:p>
+        <w:p>
+          <w:pPr>
+            <w:pStyle w:val="TOC1"/>
+            <w:rPr>
+              <w:rFonts w:asciiTheme="minorHAnsi" w:eastAsiaTheme="minorEastAsia" w:hAnsiTheme="minorHAnsi"/>
+              <w:noProof/>
+              <w:kern w:val="2"/>
+              <w:sz w:val="24"/>
+              <w:szCs w:val="24"/>
+              <w14:ligatures w14:val="standardContextual"/>
+            </w:rPr>
+          </w:pPr>
+          <w:hyperlink w:anchor="_Toc223202724" w:history="1">
+            <w:r>
+              <w:rPr>
+                <w:rStyle w:val="Hyperlink"/>
+                <w:noProof/>
+              </w:rPr>
+              <w:t>5.Giao diện</w:t>
+            </w:r>
+            <w:r>
+              <w:rPr>
+                <w:noProof/>
+                <w:webHidden/>
+              </w:rPr>
+              <w:tab/>
+            </w:r>
+            <w:r>
+              <w:rPr>
+                <w:noProof/>
+                <w:webHidden/>
+              </w:rPr>
+              <w:fldChar w:fldCharType="begin"/>
+            </w:r>
+            <w:r>
+              <w:rPr>
+                <w:noProof/>
+                <w:webHidden/>
+              </w:rPr>
+              <w:instrText xml:space="preserve"> PAGEREF _Toc223202724 \h </w:instrText>
+            </w:r>
+            <w:r>
+              <w:rPr>
+                <w:noProof/>
+                <w:webHidden/>
+              </w:rPr>
+            </w:r>
+            <w:r>
+              <w:rPr>
+                <w:noProof/>
+                <w:webHidden/>
+              </w:rPr>
+              <w:fldChar w:fldCharType="separate"/>
+            </w:r>
+            <w:r>
+              <w:rPr>
+                <w:noProof/>
+                <w:webHidden/>
+              </w:rPr>
+              <w:t>6</w:t>
+            </w:r>
+            <w:r>
+              <w:rPr>
+                <w:noProof/>
+                <w:webHidden/>
+              </w:rPr>
+              <w:fldChar w:fldCharType="end"/>
+            </w:r>
+          </w:hyperlink>
+        </w:p>
+        <w:p>
+          <w:pPr>
+            <w:pStyle w:val="TOC2"/>
+            <w:tabs>
+              <w:tab w:val="left" w:pos="880"/>
+              <w:tab w:val="right" w:leader="dot" w:pos="9678"/>
+            </w:tabs>
+            <w:rPr>
+              <w:rFonts w:asciiTheme="minorHAnsi" w:eastAsiaTheme="minorEastAsia" w:hAnsiTheme="minorHAnsi"/>
+              <w:noProof/>
+              <w:kern w:val="2"/>
+              <w:sz w:val="24"/>
+              <w:szCs w:val="24"/>
+              <w14:ligatures w14:val="standardContextual"/>
+            </w:rPr>
+          </w:pPr>
+          <w:hyperlink w:anchor="_Toc223202725" w:history="1">
+            <w:r>
+              <w:rPr>
+                <w:rStyle w:val="Hyperlink"/>
+                <w:rFonts w:cs="Times New Roman"/>
+                <w:noProof/>
+              </w:rPr>
+              <w:t>5.1</w:t>
+            </w:r>
+            <w:r>
+              <w:rPr>
+                <w:rFonts w:asciiTheme="minorHAnsi" w:eastAsiaTheme="minorEastAsia" w:hAnsiTheme="minorHAnsi"/>
+                <w:noProof/>
+                <w:kern w:val="2"/>
+                <w:sz w:val="24"/>
+                <w:szCs w:val="24"/>
+                <w14:ligatures w14:val="standardContextual"/>
+              </w:rPr>
+              <w:tab/>
+            </w:r>
+            <w:r>
+              <w:rPr>
+                <w:rStyle w:val="Hyperlink"/>
+                <w:noProof/>
+              </w:rPr>
               <w:t>Tổng thể</w:t>
             </w:r>
             <w:r>
@@ -1578,7 +1324,7 @@
                 <w:noProof/>
                 <w:webHidden/>
               </w:rPr>
-              <w:instrText xml:space="preserve"> PAGEREF _Toc216647537 \h </w:instrText>
+              <w:instrText xml:space="preserve"> PAGEREF _Toc223202725 \h </w:instrText>
             </w:r>
             <w:r>
               <w:rPr>
@@ -1598,7 +1344,449 @@
                 <w:noProof/>
                 <w:webHidden/>
               </w:rPr>
-              <w:t>10</w:t>
+              <w:t>6</w:t>
+            </w:r>
+            <w:r>
+              <w:rPr>
+                <w:noProof/>
+                <w:webHidden/>
+              </w:rPr>
+              <w:fldChar w:fldCharType="end"/>
+            </w:r>
+          </w:hyperlink>
+        </w:p>
+        <w:p>
+          <w:pPr>
+            <w:pStyle w:val="TOC2"/>
+            <w:tabs>
+              <w:tab w:val="left" w:pos="880"/>
+              <w:tab w:val="right" w:leader="dot" w:pos="9678"/>
+            </w:tabs>
+            <w:rPr>
+              <w:rFonts w:asciiTheme="minorHAnsi" w:eastAsiaTheme="minorEastAsia" w:hAnsiTheme="minorHAnsi"/>
+              <w:noProof/>
+              <w:kern w:val="2"/>
+              <w:sz w:val="24"/>
+              <w:szCs w:val="24"/>
+              <w14:ligatures w14:val="standardContextual"/>
+            </w:rPr>
+          </w:pPr>
+          <w:hyperlink w:anchor="_Toc223202726" w:history="1">
+            <w:r>
+              <w:rPr>
+                <w:rStyle w:val="Hyperlink"/>
+                <w:rFonts w:cs="Times New Roman"/>
+                <w:noProof/>
+              </w:rPr>
+              <w:t>5.2</w:t>
+            </w:r>
+            <w:r>
+              <w:rPr>
+                <w:rFonts w:asciiTheme="minorHAnsi" w:eastAsiaTheme="minorEastAsia" w:hAnsiTheme="minorHAnsi"/>
+                <w:noProof/>
+                <w:kern w:val="2"/>
+                <w:sz w:val="24"/>
+                <w:szCs w:val="24"/>
+                <w14:ligatures w14:val="standardContextual"/>
+              </w:rPr>
+              <w:tab/>
+            </w:r>
+            <w:r>
+              <w:rPr>
+                <w:rStyle w:val="Hyperlink"/>
+                <w:noProof/>
+              </w:rPr>
+              <w:t>Phần tương tác</w:t>
+            </w:r>
+            <w:r>
+              <w:rPr>
+                <w:noProof/>
+                <w:webHidden/>
+              </w:rPr>
+              <w:tab/>
+            </w:r>
+            <w:r>
+              <w:rPr>
+                <w:noProof/>
+                <w:webHidden/>
+              </w:rPr>
+              <w:fldChar w:fldCharType="begin"/>
+            </w:r>
+            <w:r>
+              <w:rPr>
+                <w:noProof/>
+                <w:webHidden/>
+              </w:rPr>
+              <w:instrText xml:space="preserve"> PAGEREF _Toc223202726 \h </w:instrText>
+            </w:r>
+            <w:r>
+              <w:rPr>
+                <w:noProof/>
+                <w:webHidden/>
+              </w:rPr>
+            </w:r>
+            <w:r>
+              <w:rPr>
+                <w:noProof/>
+                <w:webHidden/>
+              </w:rPr>
+              <w:fldChar w:fldCharType="separate"/>
+            </w:r>
+            <w:r>
+              <w:rPr>
+                <w:noProof/>
+                <w:webHidden/>
+              </w:rPr>
+              <w:t>6</w:t>
+            </w:r>
+            <w:r>
+              <w:rPr>
+                <w:noProof/>
+                <w:webHidden/>
+              </w:rPr>
+              <w:fldChar w:fldCharType="end"/>
+            </w:r>
+          </w:hyperlink>
+        </w:p>
+        <w:p>
+          <w:pPr>
+            <w:pStyle w:val="TOC1"/>
+            <w:rPr>
+              <w:rFonts w:asciiTheme="minorHAnsi" w:eastAsiaTheme="minorEastAsia" w:hAnsiTheme="minorHAnsi"/>
+              <w:noProof/>
+              <w:kern w:val="2"/>
+              <w:sz w:val="24"/>
+              <w:szCs w:val="24"/>
+              <w14:ligatures w14:val="standardContextual"/>
+            </w:rPr>
+          </w:pPr>
+          <w:hyperlink w:anchor="_Toc223202727" w:history="1">
+            <w:r>
+              <w:rPr>
+                <w:rStyle w:val="Hyperlink"/>
+                <w:noProof/>
+              </w:rPr>
+              <w:t>6.Hướng dẫn sử dụng</w:t>
+            </w:r>
+            <w:r>
+              <w:rPr>
+                <w:noProof/>
+                <w:webHidden/>
+              </w:rPr>
+              <w:tab/>
+            </w:r>
+            <w:r>
+              <w:rPr>
+                <w:noProof/>
+                <w:webHidden/>
+              </w:rPr>
+              <w:fldChar w:fldCharType="begin"/>
+            </w:r>
+            <w:r>
+              <w:rPr>
+                <w:noProof/>
+                <w:webHidden/>
+              </w:rPr>
+              <w:instrText xml:space="preserve"> PAGEREF _Toc223202727 \h </w:instrText>
+            </w:r>
+            <w:r>
+              <w:rPr>
+                <w:noProof/>
+                <w:webHidden/>
+              </w:rPr>
+            </w:r>
+            <w:r>
+              <w:rPr>
+                <w:noProof/>
+                <w:webHidden/>
+              </w:rPr>
+              <w:fldChar w:fldCharType="separate"/>
+            </w:r>
+            <w:r>
+              <w:rPr>
+                <w:noProof/>
+                <w:webHidden/>
+              </w:rPr>
+              <w:t>6</w:t>
+            </w:r>
+            <w:r>
+              <w:rPr>
+                <w:noProof/>
+                <w:webHidden/>
+              </w:rPr>
+              <w:fldChar w:fldCharType="end"/>
+            </w:r>
+          </w:hyperlink>
+        </w:p>
+        <w:p>
+          <w:pPr>
+            <w:pStyle w:val="TOC2"/>
+            <w:tabs>
+              <w:tab w:val="left" w:pos="880"/>
+              <w:tab w:val="right" w:leader="dot" w:pos="9678"/>
+            </w:tabs>
+            <w:rPr>
+              <w:rFonts w:asciiTheme="minorHAnsi" w:eastAsiaTheme="minorEastAsia" w:hAnsiTheme="minorHAnsi"/>
+              <w:noProof/>
+              <w:kern w:val="2"/>
+              <w:sz w:val="24"/>
+              <w:szCs w:val="24"/>
+              <w14:ligatures w14:val="standardContextual"/>
+            </w:rPr>
+          </w:pPr>
+          <w:hyperlink w:anchor="_Toc223202728" w:history="1">
+            <w:r>
+              <w:rPr>
+                <w:rStyle w:val="Hyperlink"/>
+                <w:rFonts w:cs="Times New Roman"/>
+                <w:noProof/>
+              </w:rPr>
+              <w:t>6.1</w:t>
+            </w:r>
+            <w:r>
+              <w:rPr>
+                <w:rFonts w:asciiTheme="minorHAnsi" w:eastAsiaTheme="minorEastAsia" w:hAnsiTheme="minorHAnsi"/>
+                <w:noProof/>
+                <w:kern w:val="2"/>
+                <w:sz w:val="24"/>
+                <w:szCs w:val="24"/>
+                <w14:ligatures w14:val="standardContextual"/>
+              </w:rPr>
+              <w:tab/>
+            </w:r>
+            <w:r>
+              <w:rPr>
+                <w:rStyle w:val="Hyperlink"/>
+                <w:noProof/>
+              </w:rPr>
+              <w:t>Cài đặt</w:t>
+            </w:r>
+            <w:r>
+              <w:rPr>
+                <w:noProof/>
+                <w:webHidden/>
+              </w:rPr>
+              <w:tab/>
+            </w:r>
+            <w:r>
+              <w:rPr>
+                <w:noProof/>
+                <w:webHidden/>
+              </w:rPr>
+              <w:fldChar w:fldCharType="begin"/>
+            </w:r>
+            <w:r>
+              <w:rPr>
+                <w:noProof/>
+                <w:webHidden/>
+              </w:rPr>
+              <w:instrText xml:space="preserve"> PAGEREF _Toc223202728 \h </w:instrText>
+            </w:r>
+            <w:r>
+              <w:rPr>
+                <w:noProof/>
+                <w:webHidden/>
+              </w:rPr>
+            </w:r>
+            <w:r>
+              <w:rPr>
+                <w:noProof/>
+                <w:webHidden/>
+              </w:rPr>
+              <w:fldChar w:fldCharType="separate"/>
+            </w:r>
+            <w:r>
+              <w:rPr>
+                <w:noProof/>
+                <w:webHidden/>
+              </w:rPr>
+              <w:t>6</w:t>
+            </w:r>
+            <w:r>
+              <w:rPr>
+                <w:noProof/>
+                <w:webHidden/>
+              </w:rPr>
+              <w:fldChar w:fldCharType="end"/>
+            </w:r>
+          </w:hyperlink>
+        </w:p>
+        <w:p>
+          <w:pPr>
+            <w:pStyle w:val="TOC2"/>
+            <w:tabs>
+              <w:tab w:val="left" w:pos="880"/>
+              <w:tab w:val="right" w:leader="dot" w:pos="9678"/>
+            </w:tabs>
+            <w:rPr>
+              <w:rFonts w:asciiTheme="minorHAnsi" w:eastAsiaTheme="minorEastAsia" w:hAnsiTheme="minorHAnsi"/>
+              <w:noProof/>
+              <w:kern w:val="2"/>
+              <w:sz w:val="24"/>
+              <w:szCs w:val="24"/>
+              <w14:ligatures w14:val="standardContextual"/>
+            </w:rPr>
+          </w:pPr>
+          <w:hyperlink w:anchor="_Toc223202729" w:history="1">
+            <w:r>
+              <w:rPr>
+                <w:rStyle w:val="Hyperlink"/>
+                <w:rFonts w:cs="Times New Roman"/>
+                <w:noProof/>
+              </w:rPr>
+              <w:t>6.2</w:t>
+            </w:r>
+            <w:r>
+              <w:rPr>
+                <w:rFonts w:asciiTheme="minorHAnsi" w:eastAsiaTheme="minorEastAsia" w:hAnsiTheme="minorHAnsi"/>
+                <w:noProof/>
+                <w:kern w:val="2"/>
+                <w:sz w:val="24"/>
+                <w:szCs w:val="24"/>
+                <w14:ligatures w14:val="standardContextual"/>
+              </w:rPr>
+              <w:tab/>
+            </w:r>
+            <w:r>
+              <w:rPr>
+                <w:rStyle w:val="Hyperlink"/>
+                <w:noProof/>
+              </w:rPr>
+              <w:t>Các bước soạn thảo</w:t>
+            </w:r>
+            <w:r>
+              <w:rPr>
+                <w:noProof/>
+                <w:webHidden/>
+              </w:rPr>
+              <w:tab/>
+            </w:r>
+            <w:r>
+              <w:rPr>
+                <w:noProof/>
+                <w:webHidden/>
+              </w:rPr>
+              <w:fldChar w:fldCharType="begin"/>
+            </w:r>
+            <w:r>
+              <w:rPr>
+                <w:noProof/>
+                <w:webHidden/>
+              </w:rPr>
+              <w:instrText xml:space="preserve"> PAGEREF _Toc223202729 \h </w:instrText>
+            </w:r>
+            <w:r>
+              <w:rPr>
+                <w:noProof/>
+                <w:webHidden/>
+              </w:rPr>
+            </w:r>
+            <w:r>
+              <w:rPr>
+                <w:noProof/>
+                <w:webHidden/>
+              </w:rPr>
+              <w:fldChar w:fldCharType="separate"/>
+            </w:r>
+            <w:r>
+              <w:rPr>
+                <w:noProof/>
+                <w:webHidden/>
+              </w:rPr>
+              <w:t>7</w:t>
+            </w:r>
+            <w:r>
+              <w:rPr>
+                <w:noProof/>
+                <w:webHidden/>
+              </w:rPr>
+              <w:fldChar w:fldCharType="end"/>
+            </w:r>
+          </w:hyperlink>
+        </w:p>
+        <w:p>
+          <w:pPr>
+            <w:pStyle w:val="TOC2"/>
+            <w:tabs>
+              <w:tab w:val="left" w:pos="880"/>
+              <w:tab w:val="right" w:leader="dot" w:pos="9678"/>
+            </w:tabs>
+            <w:rPr>
+              <w:rFonts w:asciiTheme="minorHAnsi" w:eastAsiaTheme="minorEastAsia" w:hAnsiTheme="minorHAnsi"/>
+              <w:noProof/>
+              <w:kern w:val="2"/>
+              <w:sz w:val="24"/>
+              <w:szCs w:val="24"/>
+              <w14:ligatures w14:val="standardContextual"/>
+            </w:rPr>
+          </w:pPr>
+          <w:hyperlink w:anchor="_Toc223202730" w:history="1">
+            <w:r>
+              <w:rPr>
+                <w:rStyle w:val="Hyperlink"/>
+                <w:rFonts w:cs="Times New Roman"/>
+                <w:noProof/>
+              </w:rPr>
+              <w:t>6.3</w:t>
+            </w:r>
+            <w:r>
+              <w:rPr>
+                <w:rFonts w:asciiTheme="minorHAnsi" w:eastAsiaTheme="minorEastAsia" w:hAnsiTheme="minorHAnsi"/>
+                <w:noProof/>
+                <w:kern w:val="2"/>
+                <w:sz w:val="24"/>
+                <w:szCs w:val="24"/>
+                <w14:ligatures w14:val="standardContextual"/>
+              </w:rPr>
+              <w:tab/>
+            </w:r>
+            <w:r>
+              <w:rPr>
+                <w:rStyle w:val="Hyperlink"/>
+                <w:noProof/>
+              </w:rPr>
+              <w:t>Tổ chức thư mục chứa nội dung câu hỏi</w:t>
+            </w:r>
+            <w:r>
+              <w:rPr>
+                <w:noProof/>
+                <w:webHidden/>
+              </w:rPr>
+              <w:tab/>
+            </w:r>
+            <w:r>
+              <w:rPr>
+                <w:noProof/>
+                <w:webHidden/>
+              </w:rPr>
+              <w:fldChar w:fldCharType="begin"/>
+            </w:r>
+            <w:r>
+              <w:rPr>
+                <w:noProof/>
+                <w:webHidden/>
+              </w:rPr>
+              <w:instrText xml:space="preserve"> PAGEREF _Toc223202730 \h </w:instrText>
+            </w:r>
+            <w:r>
+              <w:rPr>
+                <w:noProof/>
+                <w:webHidden/>
+              </w:rPr>
+            </w:r>
+            <w:r>
+              <w:rPr>
+                <w:noProof/>
+                <w:webHidden/>
+              </w:rPr>
+              <w:fldChar w:fldCharType="separate"/>
+            </w:r>
+            <w:r>
+              <w:rPr>
+                <w:noProof/>
+                <w:webHidden/>
+              </w:rPr>
+              <w:t>8</w:t>
             </w:r>
             <w:r>
               <w:rPr>
@@ -1623,7 +1811,6 @@
               <w:bCs/>
               <w:noProof/>
             </w:rPr>
-            <w:lastRenderedPageBreak/>
             <w:fldChar w:fldCharType="end"/>
           </w:r>
         </w:p>
@@ -1633,77 +1820,4048 @@
       <w:pPr>
         <w:pStyle w:val="Heading1"/>
       </w:pPr>
+      <w:bookmarkStart w:id="1" w:name="_Toc223202714"/>
       <w:r>
         <w:t>Chức năng</w:t>
       </w:r>
+      <w:bookmarkEnd w:id="1"/>
     </w:p>
     <w:p>
+      <w:r>
+        <w:t>Chương trình (bộ công cụ) hỗ trợ soạn thảo một bộ đề kiểm tra gồm các phần tự trắc nghiệm và tự luận. Nội dung của các câu hỏi được lưu trữ trong thư mục có tên môn học và chứa file excell chứa nội dung câu hỏi. Chương trình sẽ tải nội dung các câu hỏi và hỗ trợ người dùng chọn các câu hỏi phù hợp d</w:t>
+      </w:r>
+      <w:r>
+        <w:t>ựa trên các tiêu chí về độ khó, nội dung và hỗ hợp sau đó xuất ra file word để làm đề kiểm ra.</w:t>
+      </w:r>
+    </w:p>
+    <w:p>
       <w:pPr>
         <w:pStyle w:val="Heading1"/>
       </w:pPr>
+      <w:bookmarkStart w:id="2" w:name="_Toc223202715"/>
       <w:r>
         <w:t>Cấu trúc chương trình</w:t>
       </w:r>
+      <w:bookmarkEnd w:id="2"/>
     </w:p>
     <w:p>
       <w:pPr>
+        <w:pStyle w:val="Heading2"/>
+      </w:pPr>
+      <w:bookmarkStart w:id="3" w:name="_Toc223202716"/>
+      <w:r>
+        <w:t>Ngôn ngữ:</w:t>
+      </w:r>
+      <w:r>
+        <w:rPr>
+          <w:b w:val="0"/>
+          <w:bCs/>
+        </w:rPr>
+        <w:t xml:space="preserve"> Python</w:t>
+      </w:r>
+      <w:bookmarkEnd w:id="3"/>
+    </w:p>
+    <w:p>
+      <w:pPr>
+        <w:pStyle w:val="Heading2"/>
+      </w:pPr>
+      <w:bookmarkStart w:id="4" w:name="_Toc223202717"/>
+      <w:r>
+        <w:t>Tổ chức thưc mục</w:t>
+      </w:r>
+      <w:bookmarkEnd w:id="4"/>
+    </w:p>
+    <w:tbl>
+      <w:tblPr>
+        <w:tblStyle w:val="TableGrid"/>
+        <w:tblW w:w="9918" w:type="dxa"/>
+        <w:tblLook w:val="04A0" w:firstRow="1" w:lastRow="0" w:firstColumn="1" w:lastColumn="0" w:noHBand="0" w:noVBand="1"/>
+      </w:tblPr>
+      <w:tblGrid>
+        <w:gridCol w:w="834"/>
+        <w:gridCol w:w="1262"/>
+        <w:gridCol w:w="26"/>
+        <w:gridCol w:w="2268"/>
+        <w:gridCol w:w="5528"/>
+      </w:tblGrid>
+      <w:tr>
+        <w:tc>
+          <w:tcPr>
+            <w:tcW w:w="834" w:type="dxa"/>
+            <w:vAlign w:val="center"/>
+          </w:tcPr>
+          <w:p>
+            <w:pPr>
+              <w:ind w:firstLine="0"/>
+              <w:jc w:val="center"/>
+            </w:pPr>
+            <w:r>
+              <w:t>STT</w:t>
+            </w:r>
+          </w:p>
+        </w:tc>
+        <w:tc>
+          <w:tcPr>
+            <w:tcW w:w="3556" w:type="dxa"/>
+            <w:gridSpan w:val="3"/>
+            <w:vAlign w:val="center"/>
+          </w:tcPr>
+          <w:p>
+            <w:pPr>
+              <w:ind w:firstLine="0"/>
+              <w:jc w:val="center"/>
+            </w:pPr>
+            <w:r>
+              <w:t>Thư mục/ Tệp</w:t>
+            </w:r>
+          </w:p>
+        </w:tc>
+        <w:tc>
+          <w:tcPr>
+            <w:tcW w:w="5528" w:type="dxa"/>
+          </w:tcPr>
+          <w:p>
+            <w:pPr>
+              <w:ind w:firstLine="0"/>
+              <w:jc w:val="center"/>
+            </w:pPr>
+            <w:r>
+              <w:t>Chức năng</w:t>
+            </w:r>
+          </w:p>
+        </w:tc>
+      </w:tr>
+      <w:tr>
+        <w:tc>
+          <w:tcPr>
+            <w:tcW w:w="834" w:type="dxa"/>
+            <w:vMerge w:val="restart"/>
+            <w:vAlign w:val="center"/>
+          </w:tcPr>
+          <w:p>
+            <w:pPr>
+              <w:ind w:firstLine="0"/>
+              <w:jc w:val="center"/>
+            </w:pPr>
+            <w:r>
+              <w:t>1</w:t>
+            </w:r>
+          </w:p>
+        </w:tc>
+        <w:tc>
+          <w:tcPr>
+            <w:tcW w:w="1262" w:type="dxa"/>
+            <w:vMerge w:val="restart"/>
+            <w:vAlign w:val="center"/>
+          </w:tcPr>
+          <w:p>
+            <w:pPr>
+              <w:ind w:firstLine="0"/>
+              <w:jc w:val="center"/>
+            </w:pPr>
+            <w:r>
+              <w:t>function</w:t>
+            </w:r>
+          </w:p>
+        </w:tc>
+        <w:tc>
+          <w:tcPr>
+            <w:tcW w:w="2294" w:type="dxa"/>
+            <w:gridSpan w:val="2"/>
+            <w:vAlign w:val="center"/>
+          </w:tcPr>
+          <w:p>
+            <w:pPr>
+              <w:ind w:firstLine="0"/>
+              <w:jc w:val="center"/>
+            </w:pPr>
+            <w:r>
+              <w:t>compose.py</w:t>
+            </w:r>
+          </w:p>
+        </w:tc>
+        <w:tc>
+          <w:tcPr>
+            <w:tcW w:w="5528" w:type="dxa"/>
+          </w:tcPr>
+          <w:p>
+            <w:pPr>
+              <w:ind w:firstLine="0"/>
+            </w:pPr>
+            <w:r>
+              <w:t>Soạn thảo</w:t>
+            </w:r>
+          </w:p>
+        </w:tc>
+      </w:tr>
+      <w:tr>
+        <w:tc>
+          <w:tcPr>
+            <w:tcW w:w="834" w:type="dxa"/>
+            <w:vMerge/>
+            <w:vAlign w:val="center"/>
+          </w:tcPr>
+          <w:p>
+            <w:pPr>
+              <w:ind w:firstLine="0"/>
+              <w:jc w:val="center"/>
+            </w:pPr>
+          </w:p>
+        </w:tc>
+        <w:tc>
+          <w:tcPr>
+            <w:tcW w:w="1262" w:type="dxa"/>
+            <w:vMerge/>
+            <w:vAlign w:val="center"/>
+          </w:tcPr>
+          <w:p>
+            <w:pPr>
+              <w:ind w:firstLine="0"/>
+              <w:jc w:val="center"/>
+            </w:pPr>
+          </w:p>
+        </w:tc>
+        <w:tc>
+          <w:tcPr>
+            <w:tcW w:w="2294" w:type="dxa"/>
+            <w:gridSpan w:val="2"/>
+            <w:vAlign w:val="center"/>
+          </w:tcPr>
+          <w:p>
+            <w:pPr>
+              <w:ind w:firstLine="0"/>
+              <w:jc w:val="center"/>
+            </w:pPr>
+            <w:r>
+              <w:t>data_handle.py</w:t>
+            </w:r>
+          </w:p>
+        </w:tc>
+        <w:tc>
+          <w:tcPr>
+            <w:tcW w:w="5528" w:type="dxa"/>
+          </w:tcPr>
+          <w:p>
+            <w:pPr>
+              <w:ind w:firstLine="0"/>
+            </w:pPr>
+            <w:r>
+              <w:t>Quản lý dữ liệu và tương tác với người dùng trong việc chọn câu hỏi</w:t>
+            </w:r>
+          </w:p>
+        </w:tc>
+      </w:tr>
+      <w:tr>
+        <w:tc>
+          <w:tcPr>
+            <w:tcW w:w="834" w:type="dxa"/>
+            <w:vAlign w:val="center"/>
+          </w:tcPr>
+          <w:p>
+            <w:pPr>
+              <w:ind w:firstLine="0"/>
+              <w:jc w:val="center"/>
+            </w:pPr>
+            <w:r>
+              <w:t>2</w:t>
+            </w:r>
+          </w:p>
+        </w:tc>
+        <w:tc>
+          <w:tcPr>
+            <w:tcW w:w="1262" w:type="dxa"/>
+            <w:vAlign w:val="center"/>
+          </w:tcPr>
+          <w:p>
+            <w:pPr>
+              <w:ind w:firstLine="0"/>
+              <w:jc w:val="center"/>
+            </w:pPr>
+            <w:r>
+              <w:t>GUI</w:t>
+            </w:r>
+          </w:p>
+        </w:tc>
+        <w:tc>
+          <w:tcPr>
+            <w:tcW w:w="2294" w:type="dxa"/>
+            <w:gridSpan w:val="2"/>
+            <w:vAlign w:val="center"/>
+          </w:tcPr>
+          <w:p>
+            <w:pPr>
+              <w:ind w:firstLine="0"/>
+              <w:jc w:val="center"/>
+            </w:pPr>
+            <w:r>
+              <w:t>main.ui</w:t>
+            </w:r>
+          </w:p>
+        </w:tc>
+        <w:tc>
+          <w:tcPr>
+            <w:tcW w:w="5528" w:type="dxa"/>
+          </w:tcPr>
+          <w:p>
+            <w:pPr>
+              <w:ind w:firstLine="0"/>
+            </w:pPr>
+            <w:r>
+              <w:t>Mô tả giao diện</w:t>
+            </w:r>
+          </w:p>
+        </w:tc>
+      </w:tr>
+      <w:tr>
+        <w:tc>
+          <w:tcPr>
+            <w:tcW w:w="834" w:type="dxa"/>
+            <w:vAlign w:val="center"/>
+          </w:tcPr>
+          <w:p>
+            <w:pPr>
+              <w:ind w:firstLine="0"/>
+              <w:jc w:val="center"/>
+            </w:pPr>
+            <w:r>
+              <w:t>3</w:t>
+            </w:r>
+          </w:p>
+        </w:tc>
+        <w:tc>
+          <w:tcPr>
+            <w:tcW w:w="3556" w:type="dxa"/>
+            <w:gridSpan w:val="3"/>
+            <w:vAlign w:val="center"/>
+          </w:tcPr>
+          <w:p>
+            <w:pPr>
+              <w:ind w:firstLine="0"/>
+              <w:jc w:val="center"/>
+            </w:pPr>
+            <w:r>
+              <w:t>main.py</w:t>
+            </w:r>
+          </w:p>
+        </w:tc>
+        <w:tc>
+          <w:tcPr>
+            <w:tcW w:w="5528" w:type="dxa"/>
+          </w:tcPr>
+          <w:p>
+            <w:pPr>
+              <w:ind w:firstLine="0"/>
+            </w:pPr>
+            <w:r>
+              <w:t>Hàm chạy</w:t>
+            </w:r>
+          </w:p>
+        </w:tc>
+      </w:tr>
+      <w:tr>
+        <w:tc>
+          <w:tcPr>
+            <w:tcW w:w="834" w:type="dxa"/>
+            <w:vAlign w:val="center"/>
+          </w:tcPr>
+          <w:p>
+            <w:pPr>
+              <w:ind w:firstLine="0"/>
+              <w:jc w:val="center"/>
+            </w:pPr>
+            <w:r>
+              <w:t>4</w:t>
+            </w:r>
+          </w:p>
+        </w:tc>
+        <w:tc>
+          <w:tcPr>
+            <w:tcW w:w="3556" w:type="dxa"/>
+            <w:gridSpan w:val="3"/>
+            <w:vAlign w:val="center"/>
+          </w:tcPr>
+          <w:p>
+            <w:pPr>
+              <w:ind w:firstLine="0"/>
+              <w:jc w:val="center"/>
+            </w:pPr>
+            <w:r>
+              <w:t>config.json</w:t>
+            </w:r>
+          </w:p>
+        </w:tc>
+        <w:tc>
+          <w:tcPr>
+            <w:tcW w:w="5528" w:type="dxa"/>
+          </w:tcPr>
+          <w:p>
+            <w:pPr>
+              <w:ind w:firstLine="0"/>
+            </w:pPr>
+            <w:r>
+              <w:t>Chứa đường dẫn và cài đặt</w:t>
+            </w:r>
+          </w:p>
+        </w:tc>
+      </w:tr>
+      <w:tr>
+        <w:tc>
+          <w:tcPr>
+            <w:tcW w:w="834" w:type="dxa"/>
+            <w:vAlign w:val="center"/>
+          </w:tcPr>
+          <w:p>
+            <w:pPr>
+              <w:ind w:firstLine="0"/>
+              <w:jc w:val="center"/>
+            </w:pPr>
+            <w:r>
+              <w:t>5</w:t>
+            </w:r>
+          </w:p>
+        </w:tc>
+        <w:tc>
+          <w:tcPr>
+            <w:tcW w:w="3556" w:type="dxa"/>
+            <w:gridSpan w:val="3"/>
+            <w:vAlign w:val="center"/>
+          </w:tcPr>
+          <w:p>
+            <w:pPr>
+              <w:ind w:firstLine="0"/>
+              <w:jc w:val="center"/>
+            </w:pPr>
+            <w:r>
+              <w:t>setting.py</w:t>
+            </w:r>
+          </w:p>
+        </w:tc>
+        <w:tc>
+          <w:tcPr>
+            <w:tcW w:w="5528" w:type="dxa"/>
+          </w:tcPr>
+          <w:p>
+            <w:pPr>
+              <w:ind w:firstLine="0"/>
+            </w:pPr>
+            <w:r>
+              <w:t>Đọc tệp config.json để khởi tạo các đường dẫn</w:t>
+            </w:r>
+          </w:p>
+        </w:tc>
+      </w:tr>
+      <w:tr>
+        <w:tc>
+          <w:tcPr>
+            <w:tcW w:w="834" w:type="dxa"/>
+            <w:vAlign w:val="center"/>
+          </w:tcPr>
+          <w:p>
+            <w:pPr>
+              <w:ind w:firstLine="0"/>
+              <w:jc w:val="center"/>
+            </w:pPr>
+            <w:r>
+              <w:t>6</w:t>
+            </w:r>
+          </w:p>
+        </w:tc>
+        <w:tc>
+          <w:tcPr>
+            <w:tcW w:w="3556" w:type="dxa"/>
+            <w:gridSpan w:val="3"/>
+            <w:vAlign w:val="center"/>
+          </w:tcPr>
+          <w:p>
+            <w:pPr>
+              <w:ind w:firstLine="0"/>
+              <w:jc w:val="center"/>
+            </w:pPr>
+            <w:r>
+              <w:t>document.docx</w:t>
+            </w:r>
+          </w:p>
+        </w:tc>
+        <w:tc>
+          <w:tcPr>
+            <w:tcW w:w="5528" w:type="dxa"/>
+          </w:tcPr>
+          <w:p>
+            <w:pPr>
+              <w:ind w:firstLine="0"/>
+            </w:pPr>
+            <w:r>
+              <w:t xml:space="preserve">Mych </w:t>
+            </w:r>
+          </w:p>
+        </w:tc>
+      </w:tr>
+      <w:tr>
+        <w:tc>
+          <w:tcPr>
+            <w:tcW w:w="834" w:type="dxa"/>
+            <w:vAlign w:val="center"/>
+          </w:tcPr>
+          <w:p>
+            <w:pPr>
+              <w:ind w:firstLine="0"/>
+              <w:jc w:val="center"/>
+            </w:pPr>
+            <w:r>
+              <w:t>7</w:t>
+            </w:r>
+          </w:p>
+        </w:tc>
+        <w:tc>
+          <w:tcPr>
+            <w:tcW w:w="3556" w:type="dxa"/>
+            <w:gridSpan w:val="3"/>
+            <w:vAlign w:val="center"/>
+          </w:tcPr>
+          <w:p>
+            <w:pPr>
+              <w:ind w:firstLine="0"/>
+              <w:jc w:val="center"/>
+            </w:pPr>
+            <w:r>
+              <w:t>run.bat</w:t>
+            </w:r>
+          </w:p>
+        </w:tc>
+        <w:tc>
+          <w:tcPr>
+            <w:tcW w:w="5528" w:type="dxa"/>
+          </w:tcPr>
+          <w:p>
+            <w:pPr>
+              <w:ind w:firstLine="0"/>
+            </w:pPr>
+            <w:r>
+              <w:t>Chạy môi trường ảo và chương trình</w:t>
+            </w:r>
+          </w:p>
+        </w:tc>
+      </w:tr>
+      <w:tr>
+        <w:tc>
+          <w:tcPr>
+            <w:tcW w:w="834" w:type="dxa"/>
+            <w:vAlign w:val="center"/>
+          </w:tcPr>
+          <w:p>
+            <w:pPr>
+              <w:ind w:firstLine="0"/>
+              <w:jc w:val="center"/>
+            </w:pPr>
+            <w:r>
+              <w:t>8</w:t>
+            </w:r>
+          </w:p>
+        </w:tc>
+        <w:tc>
+          <w:tcPr>
+            <w:tcW w:w="1288" w:type="dxa"/>
+            <w:gridSpan w:val="2"/>
+            <w:vMerge w:val="restart"/>
+            <w:vAlign w:val="center"/>
+          </w:tcPr>
+          <w:p>
+            <w:pPr>
+              <w:ind w:firstLine="0"/>
+              <w:jc w:val="center"/>
+            </w:pPr>
+            <w:r>
+              <w:t>template</w:t>
+            </w:r>
+          </w:p>
+        </w:tc>
+        <w:tc>
+          <w:tcPr>
+            <w:tcW w:w="2268" w:type="dxa"/>
+            <w:vAlign w:val="center"/>
+          </w:tcPr>
+          <w:p>
+            <w:pPr>
+              <w:ind w:firstLine="0"/>
+              <w:jc w:val="center"/>
+            </w:pPr>
+            <w:r>
+              <w:t>preview.html</w:t>
+            </w:r>
+          </w:p>
+        </w:tc>
+        <w:tc>
+          <w:tcPr>
+            <w:tcW w:w="5528" w:type="dxa"/>
+          </w:tcPr>
+          <w:p>
+            <w:pPr>
+              <w:ind w:firstLine="0"/>
+            </w:pPr>
+            <w:r>
+              <w:t>Tệp review</w:t>
+            </w:r>
+          </w:p>
+        </w:tc>
+      </w:tr>
+      <w:tr>
+        <w:tc>
+          <w:tcPr>
+            <w:tcW w:w="834" w:type="dxa"/>
+            <w:vAlign w:val="center"/>
+          </w:tcPr>
+          <w:p>
+            <w:pPr>
+              <w:ind w:firstLine="0"/>
+              <w:jc w:val="center"/>
+            </w:pPr>
+            <w:r>
+              <w:t>9</w:t>
+            </w:r>
+          </w:p>
+        </w:tc>
+        <w:tc>
+          <w:tcPr>
+            <w:tcW w:w="1288" w:type="dxa"/>
+            <w:gridSpan w:val="2"/>
+            <w:vMerge/>
+            <w:vAlign w:val="center"/>
+          </w:tcPr>
+          <w:p>
+            <w:pPr>
+              <w:ind w:firstLine="0"/>
+              <w:jc w:val="center"/>
+            </w:pPr>
+          </w:p>
+        </w:tc>
+        <w:tc>
+          <w:tcPr>
+            <w:tcW w:w="2268" w:type="dxa"/>
+            <w:vAlign w:val="center"/>
+          </w:tcPr>
+          <w:p>
+            <w:pPr>
+              <w:ind w:firstLine="0"/>
+              <w:jc w:val="center"/>
+            </w:pPr>
+            <w:r>
+              <w:t>test_template.docx</w:t>
+            </w:r>
+          </w:p>
+        </w:tc>
+        <w:tc>
+          <w:tcPr>
+            <w:tcW w:w="5528" w:type="dxa"/>
+          </w:tcPr>
+          <w:p>
+            <w:pPr>
+              <w:ind w:firstLine="0"/>
+            </w:pPr>
+            <w:r>
+              <w:t>Template cho file câu hỏi</w:t>
+            </w:r>
+          </w:p>
+        </w:tc>
+      </w:tr>
+      <w:tr>
+        <w:tc>
+          <w:tcPr>
+            <w:tcW w:w="834" w:type="dxa"/>
+            <w:vAlign w:val="center"/>
+          </w:tcPr>
+          <w:p>
+            <w:pPr>
+              <w:ind w:firstLine="0"/>
+              <w:jc w:val="center"/>
+            </w:pPr>
+            <w:r>
+              <w:t>10</w:t>
+            </w:r>
+          </w:p>
+        </w:tc>
+        <w:tc>
+          <w:tcPr>
+            <w:tcW w:w="3556" w:type="dxa"/>
+            <w:gridSpan w:val="3"/>
+            <w:vAlign w:val="center"/>
+          </w:tcPr>
+          <w:p>
+            <w:pPr>
+              <w:ind w:firstLine="0"/>
+              <w:jc w:val="center"/>
+            </w:pPr>
+            <w:r>
+              <w:t>requirements.txt</w:t>
+            </w:r>
+          </w:p>
+        </w:tc>
+        <w:tc>
+          <w:tcPr>
+            <w:tcW w:w="5528" w:type="dxa"/>
+          </w:tcPr>
+          <w:p>
+            <w:pPr>
+              <w:ind w:firstLine="0"/>
+            </w:pPr>
+            <w:r>
+              <w:t>Chứa các thư viện cần thiết</w:t>
+            </w:r>
+          </w:p>
+        </w:tc>
+      </w:tr>
+    </w:tbl>
+    <w:p>
+      <w:pPr>
+        <w:pStyle w:val="Heading2"/>
+      </w:pPr>
+      <w:bookmarkStart w:id="5" w:name="_Toc223202718"/>
+      <w:r>
+        <w:lastRenderedPageBreak/>
+        <w:t>Nguyên lý cho quá trình soạn thảo</w:t>
+      </w:r>
+      <w:bookmarkEnd w:id="5"/>
+    </w:p>
+    <w:p>
+      <w:pPr>
+        <w:pStyle w:val="Heading1"/>
+      </w:pPr>
+      <w:bookmarkStart w:id="6" w:name="_Toc223202719"/>
+      <w:r>
+        <w:t xml:space="preserve">Các </w:t>
+      </w:r>
+      <w:r>
+        <w:t xml:space="preserve">module và </w:t>
+      </w:r>
+      <w:r>
+        <w:t>hàm</w:t>
+      </w:r>
+      <w:bookmarkEnd w:id="6"/>
+    </w:p>
+    <w:p>
+      <w:pPr>
+        <w:pStyle w:val="Heading2"/>
+      </w:pPr>
+      <w:bookmarkStart w:id="7" w:name="_Toc223202720"/>
+      <w:r>
+        <w:t>Main</w:t>
+      </w:r>
+      <w:bookmarkEnd w:id="7"/>
+    </w:p>
+    <w:tbl>
+      <w:tblPr>
+        <w:tblStyle w:val="TableGrid"/>
+        <w:tblW w:w="9918" w:type="dxa"/>
+        <w:tblLook w:val="04A0" w:firstRow="1" w:lastRow="0" w:firstColumn="1" w:lastColumn="0" w:noHBand="0" w:noVBand="1"/>
+      </w:tblPr>
+      <w:tblGrid>
+        <w:gridCol w:w="704"/>
+        <w:gridCol w:w="3544"/>
+        <w:gridCol w:w="5670"/>
+      </w:tblGrid>
+      <w:tr>
+        <w:tc>
+          <w:tcPr>
+            <w:tcW w:w="704" w:type="dxa"/>
+          </w:tcPr>
+          <w:p>
+            <w:pPr>
+              <w:ind w:firstLine="0"/>
+              <w:jc w:val="center"/>
+            </w:pPr>
+            <w:r>
+              <w:t>1</w:t>
+            </w:r>
+          </w:p>
+        </w:tc>
+        <w:tc>
+          <w:tcPr>
+            <w:tcW w:w="9214" w:type="dxa"/>
+            <w:gridSpan w:val="2"/>
+          </w:tcPr>
+          <w:p>
+            <w:pPr>
+              <w:ind w:firstLine="0"/>
+              <w:rPr>
+                <w:b/>
+                <w:bCs/>
+              </w:rPr>
+            </w:pPr>
+            <w:r>
+              <w:rPr>
+                <w:b/>
+                <w:bCs/>
+              </w:rPr>
+              <w:t>Chức năng:</w:t>
+            </w:r>
+            <w:r>
+              <w:t xml:space="preserve"> Chạy chương trình</w:t>
+            </w:r>
+          </w:p>
+        </w:tc>
+      </w:tr>
+      <w:tr>
+        <w:tc>
+          <w:tcPr>
+            <w:tcW w:w="704" w:type="dxa"/>
+          </w:tcPr>
+          <w:p>
+            <w:pPr>
+              <w:ind w:firstLine="0"/>
+              <w:jc w:val="center"/>
+            </w:pPr>
+            <w:r>
+              <w:t>2</w:t>
+            </w:r>
+          </w:p>
+        </w:tc>
+        <w:tc>
+          <w:tcPr>
+            <w:tcW w:w="9214" w:type="dxa"/>
+            <w:gridSpan w:val="2"/>
+          </w:tcPr>
+          <w:p>
+            <w:pPr>
+              <w:ind w:firstLine="0"/>
+              <w:rPr>
+                <w:b/>
+                <w:bCs/>
+              </w:rPr>
+            </w:pPr>
+            <w:r>
+              <w:rPr>
+                <w:b/>
+                <w:bCs/>
+              </w:rPr>
+              <w:t>Các module được sử dụng</w:t>
+            </w:r>
+          </w:p>
+        </w:tc>
+      </w:tr>
+      <w:tr>
+        <w:tc>
+          <w:tcPr>
+            <w:tcW w:w="704" w:type="dxa"/>
+          </w:tcPr>
+          <w:p>
+            <w:pPr>
+              <w:ind w:firstLine="0"/>
+              <w:jc w:val="center"/>
+            </w:pPr>
+            <w:r>
+              <w:t>2.1</w:t>
+            </w:r>
+          </w:p>
+        </w:tc>
+        <w:tc>
+          <w:tcPr>
+            <w:tcW w:w="3544" w:type="dxa"/>
+          </w:tcPr>
+          <w:p>
+            <w:pPr>
+              <w:ind w:firstLine="0"/>
+            </w:pPr>
+            <w:r>
+              <w:t>setting</w:t>
+            </w:r>
+          </w:p>
+        </w:tc>
+        <w:tc>
+          <w:tcPr>
+            <w:tcW w:w="5670" w:type="dxa"/>
+          </w:tcPr>
+          <w:p>
+            <w:pPr>
+              <w:ind w:firstLine="0"/>
+            </w:pPr>
+            <w:r>
+              <w:t>Lấy đường dẫn đến tệp main.ui</w:t>
+            </w:r>
+          </w:p>
+        </w:tc>
+      </w:tr>
+      <w:tr>
+        <w:tc>
+          <w:tcPr>
+            <w:tcW w:w="704" w:type="dxa"/>
+          </w:tcPr>
+          <w:p>
+            <w:pPr>
+              <w:ind w:firstLine="0"/>
+              <w:jc w:val="center"/>
+            </w:pPr>
+            <w:r>
+              <w:t>2.2</w:t>
+            </w:r>
+          </w:p>
+        </w:tc>
+        <w:tc>
+          <w:tcPr>
+            <w:tcW w:w="3544" w:type="dxa"/>
+          </w:tcPr>
+          <w:p>
+            <w:pPr>
+              <w:ind w:firstLine="0"/>
+            </w:pPr>
+            <w:r>
+              <w:t>function</w:t>
+            </w:r>
+          </w:p>
+        </w:tc>
+        <w:tc>
+          <w:tcPr>
+            <w:tcW w:w="5670" w:type="dxa"/>
+          </w:tcPr>
+          <w:p>
+            <w:pPr>
+              <w:ind w:firstLine="0"/>
+            </w:pPr>
+            <w:r>
+              <w:t>Gọi hàm data_handle, compose</w:t>
+            </w:r>
+          </w:p>
+        </w:tc>
+      </w:tr>
+      <w:tr>
+        <w:tc>
+          <w:tcPr>
+            <w:tcW w:w="704" w:type="dxa"/>
+          </w:tcPr>
+          <w:p>
+            <w:pPr>
+              <w:ind w:firstLine="0"/>
+              <w:jc w:val="center"/>
+            </w:pPr>
+            <w:r>
+              <w:t>3</w:t>
+            </w:r>
+          </w:p>
+        </w:tc>
+        <w:tc>
+          <w:tcPr>
+            <w:tcW w:w="9214" w:type="dxa"/>
+            <w:gridSpan w:val="2"/>
+          </w:tcPr>
+          <w:p>
+            <w:pPr>
+              <w:ind w:firstLine="0"/>
+              <w:rPr>
+                <w:b/>
+                <w:bCs/>
+              </w:rPr>
+            </w:pPr>
+            <w:r>
+              <w:rPr>
+                <w:b/>
+                <w:bCs/>
+              </w:rPr>
+              <w:t>Thành phần</w:t>
+            </w:r>
+          </w:p>
+        </w:tc>
+      </w:tr>
+      <w:tr>
+        <w:tc>
+          <w:tcPr>
+            <w:tcW w:w="704" w:type="dxa"/>
+          </w:tcPr>
+          <w:p>
+            <w:pPr>
+              <w:ind w:firstLine="0"/>
+              <w:jc w:val="center"/>
+            </w:pPr>
+            <w:r>
+              <w:t>3.1</w:t>
+            </w:r>
+          </w:p>
+        </w:tc>
+        <w:tc>
+          <w:tcPr>
+            <w:tcW w:w="3544" w:type="dxa"/>
+          </w:tcPr>
+          <w:p>
+            <w:pPr>
+              <w:ind w:firstLine="0"/>
+            </w:pPr>
+            <w:r>
+              <w:t>class main:</w:t>
+            </w:r>
+          </w:p>
+        </w:tc>
+        <w:tc>
+          <w:tcPr>
+            <w:tcW w:w="5670" w:type="dxa"/>
+          </w:tcPr>
+          <w:p>
+            <w:pPr>
+              <w:ind w:firstLine="0"/>
+            </w:pPr>
+            <w:r>
+              <w:t>Chạy chương trình</w:t>
+            </w:r>
+          </w:p>
+        </w:tc>
+      </w:tr>
+    </w:tbl>
+    <w:p>
+      <w:pPr>
         <w:ind w:firstLine="0"/>
       </w:pPr>
+    </w:p>
+    <w:p>
+      <w:pPr>
+        <w:pStyle w:val="Heading2"/>
+      </w:pPr>
+      <w:bookmarkStart w:id="8" w:name="_Toc223202721"/>
       <w:r>
-        <w:t>Ngôn ngữ: Python</w:t>
+        <w:t>Setting</w:t>
+      </w:r>
+      <w:bookmarkEnd w:id="8"/>
+    </w:p>
+    <w:tbl>
+      <w:tblPr>
+        <w:tblStyle w:val="TableGrid"/>
+        <w:tblW w:w="9918" w:type="dxa"/>
+        <w:tblLook w:val="04A0" w:firstRow="1" w:lastRow="0" w:firstColumn="1" w:lastColumn="0" w:noHBand="0" w:noVBand="1"/>
+      </w:tblPr>
+      <w:tblGrid>
+        <w:gridCol w:w="704"/>
+        <w:gridCol w:w="3166"/>
+        <w:gridCol w:w="6048"/>
+      </w:tblGrid>
+      <w:tr>
+        <w:tc>
+          <w:tcPr>
+            <w:tcW w:w="704" w:type="dxa"/>
+          </w:tcPr>
+          <w:p>
+            <w:pPr>
+              <w:ind w:firstLine="0"/>
+              <w:jc w:val="center"/>
+            </w:pPr>
+            <w:r>
+              <w:t>1</w:t>
+            </w:r>
+          </w:p>
+        </w:tc>
+        <w:tc>
+          <w:tcPr>
+            <w:tcW w:w="9214" w:type="dxa"/>
+            <w:gridSpan w:val="2"/>
+          </w:tcPr>
+          <w:p>
+            <w:pPr>
+              <w:ind w:firstLine="0"/>
+            </w:pPr>
+            <w:r>
+              <w:rPr>
+                <w:b/>
+                <w:bCs/>
+              </w:rPr>
+              <w:t>Chức năng:</w:t>
+            </w:r>
+            <w:r>
+              <w:t xml:space="preserve"> </w:t>
+            </w:r>
+            <w:r>
+              <w:t>lấy các đường dẫn đến</w:t>
+            </w:r>
+          </w:p>
+        </w:tc>
+      </w:tr>
+      <w:tr>
+        <w:tc>
+          <w:tcPr>
+            <w:tcW w:w="704" w:type="dxa"/>
+          </w:tcPr>
+          <w:p>
+            <w:pPr>
+              <w:ind w:firstLine="0"/>
+              <w:jc w:val="center"/>
+            </w:pPr>
+            <w:r>
+              <w:t>2</w:t>
+            </w:r>
+          </w:p>
+        </w:tc>
+        <w:tc>
+          <w:tcPr>
+            <w:tcW w:w="9214" w:type="dxa"/>
+            <w:gridSpan w:val="2"/>
+          </w:tcPr>
+          <w:p>
+            <w:pPr>
+              <w:ind w:firstLine="0"/>
+            </w:pPr>
+            <w:r>
+              <w:t>Thành phần</w:t>
+            </w:r>
+          </w:p>
+        </w:tc>
+      </w:tr>
+      <w:tr>
+        <w:tc>
+          <w:tcPr>
+            <w:tcW w:w="704" w:type="dxa"/>
+          </w:tcPr>
+          <w:p>
+            <w:pPr>
+              <w:ind w:firstLine="0"/>
+              <w:jc w:val="center"/>
+            </w:pPr>
+            <w:r>
+              <w:t>2.1</w:t>
+            </w:r>
+          </w:p>
+        </w:tc>
+        <w:tc>
+          <w:tcPr>
+            <w:tcW w:w="3166" w:type="dxa"/>
+          </w:tcPr>
+          <w:p>
+            <w:pPr>
+              <w:ind w:firstLine="0"/>
+            </w:pPr>
+            <w:r>
+              <w:t>def get_path(next_path=''):</w:t>
+            </w:r>
+          </w:p>
+        </w:tc>
+        <w:tc>
+          <w:tcPr>
+            <w:tcW w:w="6048" w:type="dxa"/>
+          </w:tcPr>
+          <w:p>
+            <w:pPr>
+              <w:ind w:firstLine="0"/>
+            </w:pPr>
+            <w:r>
+              <w:t>Lấy dường dẫn tuyệt đối dựa trên đường dẫn tương đối</w:t>
+            </w:r>
+          </w:p>
+        </w:tc>
+      </w:tr>
+      <w:tr>
+        <w:tc>
+          <w:tcPr>
+            <w:tcW w:w="704" w:type="dxa"/>
+          </w:tcPr>
+          <w:p>
+            <w:pPr>
+              <w:ind w:firstLine="0"/>
+              <w:jc w:val="center"/>
+            </w:pPr>
+            <w:r>
+              <w:t>2.2</w:t>
+            </w:r>
+          </w:p>
+        </w:tc>
+        <w:tc>
+          <w:tcPr>
+            <w:tcW w:w="3166" w:type="dxa"/>
+          </w:tcPr>
+          <w:p>
+            <w:pPr>
+              <w:ind w:firstLine="0"/>
+            </w:pPr>
+            <w:r>
+              <w:t>SOURCE_TYPE</w:t>
+            </w:r>
+          </w:p>
+        </w:tc>
+        <w:tc>
+          <w:tcPr>
+            <w:tcW w:w="6048" w:type="dxa"/>
+          </w:tcPr>
+          <w:p>
+            <w:pPr>
+              <w:ind w:firstLine="0"/>
+            </w:pPr>
+            <w:r>
+              <w:t>Biến chứa dường dẫn đến thư mục c</w:t>
+            </w:r>
+            <w:r>
+              <w:t>ài đặt chương trình</w:t>
+            </w:r>
+          </w:p>
+        </w:tc>
+      </w:tr>
+      <w:tr>
+        <w:tc>
+          <w:tcPr>
+            <w:tcW w:w="704" w:type="dxa"/>
+          </w:tcPr>
+          <w:p>
+            <w:pPr>
+              <w:ind w:firstLine="0"/>
+              <w:jc w:val="center"/>
+            </w:pPr>
+            <w:r>
+              <w:t>2.3</w:t>
+            </w:r>
+          </w:p>
+        </w:tc>
+        <w:tc>
+          <w:tcPr>
+            <w:tcW w:w="3166" w:type="dxa"/>
+          </w:tcPr>
+          <w:p>
+            <w:pPr>
+              <w:ind w:firstLine="0"/>
+            </w:pPr>
+            <w:r>
+              <w:t>DRIVE_LINK</w:t>
+            </w:r>
+          </w:p>
+        </w:tc>
+        <w:tc>
+          <w:tcPr>
+            <w:tcW w:w="6048" w:type="dxa"/>
+          </w:tcPr>
+          <w:p>
+            <w:pPr>
+              <w:ind w:firstLine="0"/>
+            </w:pPr>
+            <w:r>
+              <w:t>Biến chứa đường dẫn đến google drive</w:t>
+            </w:r>
+          </w:p>
+        </w:tc>
+      </w:tr>
+      <w:tr>
+        <w:tc>
+          <w:tcPr>
+            <w:tcW w:w="704" w:type="dxa"/>
+          </w:tcPr>
+          <w:p>
+            <w:pPr>
+              <w:ind w:firstLine="0"/>
+              <w:jc w:val="center"/>
+            </w:pPr>
+            <w:r>
+              <w:t>2.4</w:t>
+            </w:r>
+          </w:p>
+        </w:tc>
+        <w:tc>
+          <w:tcPr>
+            <w:tcW w:w="3166" w:type="dxa"/>
+          </w:tcPr>
+          <w:p>
+            <w:pPr>
+              <w:ind w:firstLine="0"/>
+            </w:pPr>
+            <w:r>
+              <w:t>LOCAL_PATH</w:t>
+            </w:r>
+          </w:p>
+        </w:tc>
+        <w:tc>
+          <w:tcPr>
+            <w:tcW w:w="6048" w:type="dxa"/>
+          </w:tcPr>
+          <w:p>
+            <w:pPr>
+              <w:ind w:firstLine="0"/>
+            </w:pPr>
+            <w:r>
+              <w:t xml:space="preserve">Biến chứa đường dẫn </w:t>
+            </w:r>
+            <w:r>
+              <w:t>đến thư mục chứa các câu hỏi</w:t>
+            </w:r>
+          </w:p>
+        </w:tc>
+      </w:tr>
+      <w:tr>
+        <w:tc>
+          <w:tcPr>
+            <w:tcW w:w="704" w:type="dxa"/>
+          </w:tcPr>
+          <w:p>
+            <w:pPr>
+              <w:ind w:firstLine="0"/>
+              <w:jc w:val="center"/>
+            </w:pPr>
+            <w:r>
+              <w:t>2.5</w:t>
+            </w:r>
+          </w:p>
+        </w:tc>
+        <w:tc>
+          <w:tcPr>
+            <w:tcW w:w="3166" w:type="dxa"/>
+          </w:tcPr>
+          <w:p>
+            <w:pPr>
+              <w:ind w:firstLine="0"/>
+            </w:pPr>
+            <w:r>
+              <w:t>GUI_PATH</w:t>
+            </w:r>
+          </w:p>
+        </w:tc>
+        <w:tc>
+          <w:tcPr>
+            <w:tcW w:w="6048" w:type="dxa"/>
+          </w:tcPr>
+          <w:p>
+            <w:pPr>
+              <w:ind w:firstLine="0"/>
+            </w:pPr>
+            <w:r>
+              <w:t>Biến chứa đường dẫn đến tệp main.ui</w:t>
+            </w:r>
+          </w:p>
+        </w:tc>
+      </w:tr>
+    </w:tbl>
+    <w:p/>
+    <w:p>
+      <w:pPr>
+        <w:pStyle w:val="Heading2"/>
+      </w:pPr>
+      <w:bookmarkStart w:id="9" w:name="_Toc223202722"/>
+      <w:r>
+        <w:t>Datahandle</w:t>
+      </w:r>
+      <w:bookmarkEnd w:id="9"/>
+    </w:p>
+    <w:tbl>
+      <w:tblPr>
+        <w:tblStyle w:val="TableGrid"/>
+        <w:tblW w:w="9918" w:type="dxa"/>
+        <w:tblLook w:val="04A0" w:firstRow="1" w:lastRow="0" w:firstColumn="1" w:lastColumn="0" w:noHBand="0" w:noVBand="1"/>
+      </w:tblPr>
+      <w:tblGrid>
+        <w:gridCol w:w="704"/>
+        <w:gridCol w:w="3686"/>
+        <w:gridCol w:w="5528"/>
+      </w:tblGrid>
+      <w:tr>
+        <w:tc>
+          <w:tcPr>
+            <w:tcW w:w="704" w:type="dxa"/>
+          </w:tcPr>
+          <w:p>
+            <w:pPr>
+              <w:ind w:firstLine="0"/>
+            </w:pPr>
+            <w:r>
+              <w:t>1</w:t>
+            </w:r>
+          </w:p>
+        </w:tc>
+        <w:tc>
+          <w:tcPr>
+            <w:tcW w:w="9214" w:type="dxa"/>
+            <w:gridSpan w:val="2"/>
+          </w:tcPr>
+          <w:p>
+            <w:pPr>
+              <w:ind w:firstLine="0"/>
+            </w:pPr>
+            <w:r>
+              <w:t>Chức năng: Chạy chương trình</w:t>
+            </w:r>
+          </w:p>
+        </w:tc>
+      </w:tr>
+      <w:tr>
+        <w:tc>
+          <w:tcPr>
+            <w:tcW w:w="704" w:type="dxa"/>
+          </w:tcPr>
+          <w:p>
+            <w:pPr>
+              <w:ind w:firstLine="0"/>
+            </w:pPr>
+            <w:r>
+              <w:t>2</w:t>
+            </w:r>
+          </w:p>
+        </w:tc>
+        <w:tc>
+          <w:tcPr>
+            <w:tcW w:w="9214" w:type="dxa"/>
+            <w:gridSpan w:val="2"/>
+          </w:tcPr>
+          <w:p>
+            <w:pPr>
+              <w:ind w:firstLine="0"/>
+            </w:pPr>
+            <w:r>
+              <w:t>Thành phần</w:t>
+            </w:r>
+          </w:p>
+        </w:tc>
+      </w:tr>
+      <w:tr>
+        <w:tc>
+          <w:tcPr>
+            <w:tcW w:w="704" w:type="dxa"/>
+          </w:tcPr>
+          <w:p>
+            <w:pPr>
+              <w:ind w:firstLine="0"/>
+            </w:pPr>
+            <w:r>
+              <w:t>2.1</w:t>
+            </w:r>
+          </w:p>
+        </w:tc>
+        <w:tc>
+          <w:tcPr>
+            <w:tcW w:w="3686" w:type="dxa"/>
+          </w:tcPr>
+          <w:p>
+            <w:pPr>
+              <w:ind w:firstLine="0"/>
+            </w:pPr>
+            <w:r>
+              <w:t>class data_handle:</w:t>
+            </w:r>
+          </w:p>
+        </w:tc>
+        <w:tc>
+          <w:tcPr>
+            <w:tcW w:w="5528" w:type="dxa"/>
+          </w:tcPr>
+          <w:p>
+            <w:pPr>
+              <w:ind w:firstLine="0"/>
+            </w:pPr>
+            <w:r>
+              <w:t>Lớp chứa các hàm và call_back để tương tác với người dùng</w:t>
+            </w:r>
+          </w:p>
+        </w:tc>
+      </w:tr>
+      <w:tr>
+        <w:tc>
+          <w:tcPr>
+            <w:tcW w:w="704" w:type="dxa"/>
+          </w:tcPr>
+          <w:p>
+            <w:pPr>
+              <w:ind w:firstLine="0"/>
+            </w:pPr>
+            <w:r>
+              <w:t>2.2</w:t>
+            </w:r>
+          </w:p>
+        </w:tc>
+        <w:tc>
+          <w:tcPr>
+            <w:tcW w:w="3686" w:type="dxa"/>
+          </w:tcPr>
+          <w:p>
+            <w:pPr>
+              <w:ind w:firstLine="0"/>
+            </w:pPr>
+            <w:r>
+              <w:t>path</w:t>
+            </w:r>
+          </w:p>
+        </w:tc>
+        <w:tc>
+          <w:tcPr>
+            <w:tcW w:w="5528" w:type="dxa"/>
+          </w:tcPr>
+          <w:p>
+            <w:pPr>
+              <w:ind w:firstLine="0"/>
+            </w:pPr>
+            <w:r>
+              <w:t>Biến chứ đường dẫn đến thư mục chứa nội dung câu hỏi</w:t>
+            </w:r>
+          </w:p>
+        </w:tc>
+      </w:tr>
+      <w:tr>
+        <w:tc>
+          <w:tcPr>
+            <w:tcW w:w="704" w:type="dxa"/>
+          </w:tcPr>
+          <w:p>
+            <w:pPr>
+              <w:ind w:firstLine="0"/>
+            </w:pPr>
+            <w:r>
+              <w:lastRenderedPageBreak/>
+              <w:t>2.3</w:t>
+            </w:r>
+          </w:p>
+        </w:tc>
+        <w:tc>
+          <w:tcPr>
+            <w:tcW w:w="3686" w:type="dxa"/>
+          </w:tcPr>
+          <w:p>
+            <w:pPr>
+              <w:ind w:firstLine="0"/>
+            </w:pPr>
+            <w:r>
+              <w:t>chap_tray</w:t>
+            </w:r>
+          </w:p>
+        </w:tc>
+        <w:tc>
+          <w:tcPr>
+            <w:tcW w:w="5528" w:type="dxa"/>
+          </w:tcPr>
+          <w:p>
+            <w:pPr>
+              <w:ind w:firstLine="0"/>
+            </w:pPr>
+            <w:r>
+              <w:t>Biến chứa toàn bộ nội dung câu hỏi, số liệu thống kê câu hỏi và các câu hỏi được chọn của tất cả các chương trong 1 môn, sẽ reset lại khi chọn môn khác</w:t>
+            </w:r>
+          </w:p>
+        </w:tc>
+      </w:tr>
+      <w:tr>
+        <w:tc>
+          <w:tcPr>
+            <w:tcW w:w="704" w:type="dxa"/>
+          </w:tcPr>
+          <w:p>
+            <w:pPr>
+              <w:ind w:firstLine="0"/>
+            </w:pPr>
+            <w:r>
+              <w:t>2.4</w:t>
+            </w:r>
+          </w:p>
+        </w:tc>
+        <w:tc>
+          <w:tcPr>
+            <w:tcW w:w="3686" w:type="dxa"/>
+          </w:tcPr>
+          <w:p>
+            <w:pPr>
+              <w:ind w:firstLine="0"/>
+            </w:pPr>
+            <w:r>
+              <w:t>chap_sta</w:t>
+            </w:r>
+          </w:p>
+        </w:tc>
+        <w:tc>
+          <w:tcPr>
+            <w:tcW w:w="5528" w:type="dxa"/>
+          </w:tcPr>
+          <w:p>
+            <w:pPr>
+              <w:ind w:firstLine="0"/>
+            </w:pPr>
+            <w:r>
+              <w:t>Chứ thông tin thống kê các câu hỏi trong 1 chương</w:t>
+            </w:r>
+          </w:p>
+        </w:tc>
+      </w:tr>
+      <w:tr>
+        <w:tc>
+          <w:tcPr>
+            <w:tcW w:w="704" w:type="dxa"/>
+          </w:tcPr>
+          <w:p>
+            <w:pPr>
+              <w:ind w:firstLine="0"/>
+            </w:pPr>
+            <w:r>
+              <w:t>2.5</w:t>
+            </w:r>
+          </w:p>
+        </w:tc>
+        <w:tc>
+          <w:tcPr>
+            <w:tcW w:w="3686" w:type="dxa"/>
+          </w:tcPr>
+          <w:p>
+            <w:pPr>
+              <w:ind w:firstLine="0"/>
+            </w:pPr>
+            <w:r>
+              <w:t xml:space="preserve">chap_content </w:t>
+            </w:r>
+          </w:p>
+        </w:tc>
+        <w:tc>
+          <w:tcPr>
+            <w:tcW w:w="5528" w:type="dxa"/>
+          </w:tcPr>
+          <w:p>
+            <w:pPr>
+              <w:ind w:firstLine="0"/>
+            </w:pPr>
+            <w:r>
+              <w:t>Chứa nội dung câu hỏi trong 1 chương</w:t>
+            </w:r>
+          </w:p>
+        </w:tc>
+      </w:tr>
+      <w:tr>
+        <w:tc>
+          <w:tcPr>
+            <w:tcW w:w="704" w:type="dxa"/>
+          </w:tcPr>
+          <w:p>
+            <w:pPr>
+              <w:ind w:firstLine="0"/>
+            </w:pPr>
+            <w:r>
+              <w:t>2.6</w:t>
+            </w:r>
+          </w:p>
+        </w:tc>
+        <w:tc>
+          <w:tcPr>
+            <w:tcW w:w="3686" w:type="dxa"/>
+          </w:tcPr>
+          <w:p>
+            <w:pPr>
+              <w:ind w:firstLine="0"/>
+            </w:pPr>
+            <w:r>
+              <w:t>ques_choose</w:t>
+            </w:r>
+          </w:p>
+        </w:tc>
+        <w:tc>
+          <w:tcPr>
+            <w:tcW w:w="5528" w:type="dxa"/>
+          </w:tcPr>
+          <w:p>
+            <w:pPr>
+              <w:ind w:firstLine="0"/>
+            </w:pPr>
+            <w:r>
+              <w:t>Chứa chỉ số câu hỏi được chọn trong 1 chương</w:t>
+            </w:r>
+          </w:p>
+        </w:tc>
+      </w:tr>
+      <w:tr>
+        <w:tc>
+          <w:tcPr>
+            <w:tcW w:w="704" w:type="dxa"/>
+          </w:tcPr>
+          <w:p>
+            <w:pPr>
+              <w:ind w:firstLine="0"/>
+            </w:pPr>
+            <w:r>
+              <w:t>2.7</w:t>
+            </w:r>
+          </w:p>
+        </w:tc>
+        <w:tc>
+          <w:tcPr>
+            <w:tcW w:w="3686" w:type="dxa"/>
+          </w:tcPr>
+          <w:p>
+            <w:pPr>
+              <w:ind w:firstLine="0"/>
+            </w:pPr>
+            <w:r>
+              <w:t>def __init__(self,GUI):</w:t>
+            </w:r>
+          </w:p>
+        </w:tc>
+        <w:tc>
+          <w:tcPr>
+            <w:tcW w:w="5528" w:type="dxa"/>
+          </w:tcPr>
+          <w:p>
+            <w:pPr>
+              <w:ind w:firstLine="0"/>
+            </w:pPr>
+            <w:r>
+              <w:t>Hàm init của lớp data_handle có đối số GUI là đối tượng chứa thông tin về giao diện. Hàm init thiết lập cài đặt ban đầu và các call_back</w:t>
+            </w:r>
+          </w:p>
+        </w:tc>
+      </w:tr>
+      <w:tr>
+        <w:tc>
+          <w:tcPr>
+            <w:tcW w:w="704" w:type="dxa"/>
+          </w:tcPr>
+          <w:p>
+            <w:pPr>
+              <w:ind w:firstLine="0"/>
+            </w:pPr>
+            <w:r>
+              <w:t>2.8</w:t>
+            </w:r>
+          </w:p>
+        </w:tc>
+        <w:tc>
+          <w:tcPr>
+            <w:tcW w:w="3686" w:type="dxa"/>
+          </w:tcPr>
+          <w:p>
+            <w:pPr>
+              <w:ind w:firstLine="0"/>
+            </w:pPr>
+            <w:r>
+              <w:t>def begin_load(self):</w:t>
+            </w:r>
+          </w:p>
+        </w:tc>
+        <w:tc>
+          <w:tcPr>
+            <w:tcW w:w="5528" w:type="dxa"/>
+          </w:tcPr>
+          <w:p>
+            <w:pPr>
+              <w:ind w:firstLine="0"/>
+            </w:pPr>
+            <w:r>
+              <w:t>Tải dữ liệu về các môn học trong thư mục chứa nội dung câu hỏi</w:t>
+            </w:r>
+          </w:p>
+        </w:tc>
+      </w:tr>
+      <w:tr>
+        <w:tc>
+          <w:tcPr>
+            <w:tcW w:w="704" w:type="dxa"/>
+          </w:tcPr>
+          <w:p>
+            <w:pPr>
+              <w:ind w:firstLine="0"/>
+            </w:pPr>
+            <w:r>
+              <w:t>2.9</w:t>
+            </w:r>
+          </w:p>
+        </w:tc>
+        <w:tc>
+          <w:tcPr>
+            <w:tcW w:w="3686" w:type="dxa"/>
+          </w:tcPr>
+          <w:p>
+            <w:pPr>
+              <w:ind w:firstLine="0"/>
+            </w:pPr>
+            <w:r>
+              <w:t>def from_local(self):</w:t>
+            </w:r>
+          </w:p>
+        </w:tc>
+        <w:tc>
+          <w:tcPr>
+            <w:tcW w:w="5528" w:type="dxa"/>
+          </w:tcPr>
+          <w:p>
+            <w:pPr>
+              <w:ind w:firstLine="0"/>
+            </w:pPr>
+            <w:r>
+              <w:t>Tải nội dung trong thưc mục chứa nội dung câu hỏi khi chọn nguồn “Local” (hiện tại là mặc định)</w:t>
+            </w:r>
+          </w:p>
+        </w:tc>
+      </w:tr>
+      <w:tr>
+        <w:tc>
+          <w:tcPr>
+            <w:tcW w:w="704" w:type="dxa"/>
+          </w:tcPr>
+          <w:p>
+            <w:pPr>
+              <w:ind w:firstLine="0"/>
+            </w:pPr>
+            <w:r>
+              <w:t>2.10</w:t>
+            </w:r>
+          </w:p>
+        </w:tc>
+        <w:tc>
+          <w:tcPr>
+            <w:tcW w:w="3686" w:type="dxa"/>
+          </w:tcPr>
+          <w:p>
+            <w:pPr>
+              <w:ind w:firstLine="0"/>
+            </w:pPr>
+            <w:r>
+              <w:t>def chapter_list_take(self):</w:t>
+            </w:r>
+          </w:p>
+        </w:tc>
+        <w:tc>
+          <w:tcPr>
+            <w:tcW w:w="5528" w:type="dxa"/>
+          </w:tcPr>
+          <w:p>
+            <w:pPr>
+              <w:ind w:firstLine="0"/>
+            </w:pPr>
+            <w:r>
+              <w:t>Lấy danh sách các chương trong 1 một môn học và thiết lập cho các biến chap_tray</w:t>
+            </w:r>
+          </w:p>
+        </w:tc>
+      </w:tr>
+      <w:tr>
+        <w:tc>
+          <w:tcPr>
+            <w:tcW w:w="704" w:type="dxa"/>
+          </w:tcPr>
+          <w:p>
+            <w:pPr>
+              <w:ind w:firstLine="0"/>
+            </w:pPr>
+            <w:r>
+              <w:t>2.11</w:t>
+            </w:r>
+          </w:p>
+        </w:tc>
+        <w:tc>
+          <w:tcPr>
+            <w:tcW w:w="3686" w:type="dxa"/>
+          </w:tcPr>
+          <w:p>
+            <w:pPr>
+              <w:ind w:firstLine="0"/>
+            </w:pPr>
+            <w:r>
+              <w:t>def chapter_load(self):</w:t>
+            </w:r>
+          </w:p>
+        </w:tc>
+        <w:tc>
+          <w:tcPr>
+            <w:tcW w:w="5528" w:type="dxa"/>
+          </w:tcPr>
+          <w:p>
+            <w:pPr>
+              <w:ind w:firstLine="0"/>
+            </w:pPr>
+            <w:r>
+              <w:t>Tải toàn bộ nội dung câu hỏi của một chương chứa trong tệp question.xlsx và lưu vào các biến chap_tray</w:t>
+            </w:r>
+            <w:r>
+              <w:t>, chap_sta, chap_content</w:t>
+            </w:r>
+            <w:r>
+              <w:t>, ques_choose.</w:t>
+            </w:r>
+          </w:p>
+          <w:p>
+            <w:pPr>
+              <w:ind w:firstLine="0"/>
+            </w:pPr>
+            <w:r>
+              <w:t>Hiển hiện thị các câu hỏi được chọn (nếu có) cho các chương được chọn trước đó.</w:t>
+            </w:r>
+          </w:p>
+          <w:p>
+            <w:pPr>
+              <w:ind w:firstLine="0"/>
+            </w:pPr>
+            <w:r>
+              <w:t>Hiển thị nội dung và thông tin thống kê vào của 1 chương</w:t>
+            </w:r>
+          </w:p>
+        </w:tc>
+      </w:tr>
+      <w:tr>
+        <w:tc>
+          <w:tcPr>
+            <w:tcW w:w="704" w:type="dxa"/>
+          </w:tcPr>
+          <w:p>
+            <w:pPr>
+              <w:ind w:firstLine="0"/>
+            </w:pPr>
+            <w:r>
+              <w:t>2.12</w:t>
+            </w:r>
+          </w:p>
+        </w:tc>
+        <w:tc>
+          <w:tcPr>
+            <w:tcW w:w="3686" w:type="dxa"/>
+          </w:tcPr>
+          <w:p>
+            <w:pPr>
+              <w:ind w:firstLine="0"/>
+            </w:pPr>
+            <w:r>
+              <w:t>def chapter_show(self):</w:t>
+            </w:r>
+          </w:p>
+        </w:tc>
+        <w:tc>
+          <w:tcPr>
+            <w:tcW w:w="5528" w:type="dxa"/>
+          </w:tcPr>
+          <w:p>
+            <w:pPr>
+              <w:ind w:firstLine="0"/>
+            </w:pPr>
+            <w:r>
+              <w:t>Hiển thị nội dung của chương được chọn</w:t>
+            </w:r>
+          </w:p>
+        </w:tc>
+      </w:tr>
+      <w:tr>
+        <w:tc>
+          <w:tcPr>
+            <w:tcW w:w="704" w:type="dxa"/>
+          </w:tcPr>
+          <w:p>
+            <w:pPr>
+              <w:ind w:firstLine="0"/>
+            </w:pPr>
+            <w:r>
+              <w:t>2.13</w:t>
+            </w:r>
+          </w:p>
+        </w:tc>
+        <w:tc>
+          <w:tcPr>
+            <w:tcW w:w="3686" w:type="dxa"/>
+          </w:tcPr>
+          <w:p>
+            <w:pPr>
+              <w:ind w:firstLine="0"/>
+            </w:pPr>
+            <w:r>
+              <w:t>d</w:t>
+            </w:r>
+            <w:r>
+              <w:t>ef</w:t>
+            </w:r>
+            <w:r>
+              <w:t xml:space="preserve"> </w:t>
+            </w:r>
+            <w:r>
+              <w:t>chap_statictics(self,data):</w:t>
+            </w:r>
+          </w:p>
+        </w:tc>
+        <w:tc>
+          <w:tcPr>
+            <w:tcW w:w="5528" w:type="dxa"/>
+          </w:tcPr>
+          <w:p>
+            <w:pPr>
+              <w:ind w:firstLine="0"/>
+            </w:pPr>
+            <w:r>
+              <w:t>Thống kê thông tin về các câu hỏi của chương</w:t>
+            </w:r>
+          </w:p>
+        </w:tc>
+      </w:tr>
+      <w:tr>
+        <w:tc>
+          <w:tcPr>
+            <w:tcW w:w="704" w:type="dxa"/>
+          </w:tcPr>
+          <w:p>
+            <w:pPr>
+              <w:ind w:firstLine="0"/>
+            </w:pPr>
+            <w:r>
+              <w:t>2.14</w:t>
+            </w:r>
+          </w:p>
+        </w:tc>
+        <w:tc>
+          <w:tcPr>
+            <w:tcW w:w="3686" w:type="dxa"/>
+          </w:tcPr>
+          <w:p>
+            <w:pPr>
+              <w:ind w:firstLine="0"/>
+            </w:pPr>
+            <w:r>
+              <w:t>d</w:t>
+            </w:r>
+            <w:r>
+              <w:t>ef</w:t>
+            </w:r>
+            <w:r>
+              <w:t xml:space="preserve"> </w:t>
+            </w:r>
+            <w:r>
+              <w:t>find_indices(</w:t>
+            </w:r>
+            <w:r>
+              <w:t>…</w:t>
+            </w:r>
+            <w:r>
+              <w:t>):</w:t>
+            </w:r>
+          </w:p>
+          <w:p>
+            <w:pPr>
+              <w:ind w:firstLine="0"/>
+            </w:pPr>
+          </w:p>
+        </w:tc>
+        <w:tc>
+          <w:tcPr>
+            <w:tcW w:w="5528" w:type="dxa"/>
+          </w:tcPr>
+          <w:p>
+            <w:pPr>
+              <w:ind w:firstLine="0"/>
+            </w:pPr>
+            <w:r>
+              <w:t>Tìm các chỉ số của các câu hỏi với các tiêu chí về độ khó, nội dung và loại câu hỏi dựa trong dữ liệu được cung cấp</w:t>
+            </w:r>
+          </w:p>
+        </w:tc>
+      </w:tr>
+      <w:tr>
+        <w:tc>
+          <w:tcPr>
+            <w:tcW w:w="704" w:type="dxa"/>
+          </w:tcPr>
+          <w:p>
+            <w:pPr>
+              <w:ind w:firstLine="0"/>
+            </w:pPr>
+            <w:r>
+              <w:t>2.15</w:t>
+            </w:r>
+          </w:p>
+        </w:tc>
+        <w:tc>
+          <w:tcPr>
+            <w:tcW w:w="3686" w:type="dxa"/>
+          </w:tcPr>
+          <w:p>
+            <w:pPr>
+              <w:ind w:firstLine="0"/>
+            </w:pPr>
+            <w:r>
+              <w:t>def ques_state_take(self,item):</w:t>
+            </w:r>
+          </w:p>
+        </w:tc>
+        <w:tc>
+          <w:tcPr>
+            <w:tcW w:w="5528" w:type="dxa"/>
+          </w:tcPr>
+          <w:p>
+            <w:pPr>
+              <w:ind w:firstLine="0"/>
+            </w:pPr>
+            <w:r>
+              <w:t>Call_back khi chọn 1 một câu hỏi</w:t>
+            </w:r>
+          </w:p>
+        </w:tc>
+      </w:tr>
+      <w:tr>
+        <w:tc>
+          <w:tcPr>
+            <w:tcW w:w="704" w:type="dxa"/>
+          </w:tcPr>
+          <w:p>
+            <w:pPr>
+              <w:ind w:firstLine="0"/>
+            </w:pPr>
+            <w:r>
+              <w:t>2.16</w:t>
+            </w:r>
+          </w:p>
+        </w:tc>
+        <w:tc>
+          <w:tcPr>
+            <w:tcW w:w="3686" w:type="dxa"/>
+          </w:tcPr>
+          <w:p>
+            <w:pPr>
+              <w:ind w:firstLine="0"/>
+            </w:pPr>
+            <w:r>
+              <w:t>def mode(self):</w:t>
+            </w:r>
+          </w:p>
+        </w:tc>
+        <w:tc>
+          <w:tcPr>
+            <w:tcW w:w="5528" w:type="dxa"/>
+          </w:tcPr>
+          <w:p>
+            <w:pPr>
+              <w:ind w:firstLine="0"/>
+            </w:pPr>
+            <w:r>
+              <w:t>Hàm thực hiện quá trình chọn cách tạo câu hỏi dựa trên độ khó, nội dung hay cả hai</w:t>
+            </w:r>
+          </w:p>
+        </w:tc>
+      </w:tr>
+      <w:tr>
+        <w:tc>
+          <w:tcPr>
+            <w:tcW w:w="704" w:type="dxa"/>
+          </w:tcPr>
+          <w:p>
+            <w:pPr>
+              <w:ind w:firstLine="0"/>
+            </w:pPr>
+            <w:r>
+              <w:lastRenderedPageBreak/>
+              <w:t>2.17</w:t>
+            </w:r>
+          </w:p>
+        </w:tc>
+        <w:tc>
+          <w:tcPr>
+            <w:tcW w:w="3686" w:type="dxa"/>
+          </w:tcPr>
+          <w:p>
+            <w:pPr>
+              <w:ind w:firstLine="0"/>
+            </w:pPr>
+            <w:r>
+              <w:t>def make(self):</w:t>
+            </w:r>
+          </w:p>
+        </w:tc>
+        <w:tc>
+          <w:tcPr>
+            <w:tcW w:w="5528" w:type="dxa"/>
+          </w:tcPr>
+          <w:p>
+            <w:pPr>
+              <w:ind w:firstLine="0"/>
+            </w:pPr>
+            <w:r>
+              <w:t>Thực hiện hiểu thị nội dung thống kê lên giao diện</w:t>
+            </w:r>
+          </w:p>
+        </w:tc>
+      </w:tr>
+      <w:tr>
+        <w:tc>
+          <w:tcPr>
+            <w:tcW w:w="704" w:type="dxa"/>
+          </w:tcPr>
+          <w:p>
+            <w:pPr>
+              <w:ind w:firstLine="0"/>
+            </w:pPr>
+            <w:r>
+              <w:t>2.18</w:t>
+            </w:r>
+          </w:p>
+        </w:tc>
+        <w:tc>
+          <w:tcPr>
+            <w:tcW w:w="3686" w:type="dxa"/>
+          </w:tcPr>
+          <w:p>
+            <w:pPr>
+              <w:ind w:firstLine="0"/>
+            </w:pPr>
+            <w:r>
+              <w:t>class item(QWidget):</w:t>
+            </w:r>
+          </w:p>
+        </w:tc>
+        <w:tc>
+          <w:tcPr>
+            <w:tcW w:w="5528" w:type="dxa"/>
+          </w:tcPr>
+          <w:p>
+            <w:pPr>
+              <w:ind w:firstLine="0"/>
+            </w:pPr>
+            <w:r>
+              <w:t>Lớp con</w:t>
+            </w:r>
+          </w:p>
+        </w:tc>
+      </w:tr>
+    </w:tbl>
+    <w:p/>
+    <w:p>
+      <w:pPr>
+        <w:pStyle w:val="Heading2"/>
+      </w:pPr>
+      <w:bookmarkStart w:id="10" w:name="_Toc223202723"/>
+      <w:r>
+        <w:t>Compose</w:t>
+      </w:r>
+      <w:bookmarkEnd w:id="10"/>
+    </w:p>
+    <w:tbl>
+      <w:tblPr>
+        <w:tblStyle w:val="TableGrid"/>
+        <w:tblW w:w="9918" w:type="dxa"/>
+        <w:tblLook w:val="04A0" w:firstRow="1" w:lastRow="0" w:firstColumn="1" w:lastColumn="0" w:noHBand="0" w:noVBand="1"/>
+      </w:tblPr>
+      <w:tblGrid>
+        <w:gridCol w:w="704"/>
+        <w:gridCol w:w="3686"/>
+        <w:gridCol w:w="5528"/>
+      </w:tblGrid>
+      <w:tr>
+        <w:tc>
+          <w:tcPr>
+            <w:tcW w:w="704" w:type="dxa"/>
+          </w:tcPr>
+          <w:p>
+            <w:pPr>
+              <w:ind w:firstLine="0"/>
+            </w:pPr>
+            <w:r>
+              <w:t>1</w:t>
+            </w:r>
+          </w:p>
+        </w:tc>
+        <w:tc>
+          <w:tcPr>
+            <w:tcW w:w="9214" w:type="dxa"/>
+            <w:gridSpan w:val="2"/>
+          </w:tcPr>
+          <w:p>
+            <w:pPr>
+              <w:ind w:firstLine="0"/>
+            </w:pPr>
+            <w:r>
+              <w:t xml:space="preserve">Chức năng: </w:t>
+            </w:r>
+            <w:r>
+              <w:t>hiển thị “preview” và xuất file word cuối cùng</w:t>
+            </w:r>
+          </w:p>
+        </w:tc>
+      </w:tr>
+      <w:tr>
+        <w:tc>
+          <w:tcPr>
+            <w:tcW w:w="704" w:type="dxa"/>
+          </w:tcPr>
+          <w:p>
+            <w:pPr>
+              <w:ind w:firstLine="0"/>
+            </w:pPr>
+            <w:r>
+              <w:t>2</w:t>
+            </w:r>
+          </w:p>
+        </w:tc>
+        <w:tc>
+          <w:tcPr>
+            <w:tcW w:w="9214" w:type="dxa"/>
+            <w:gridSpan w:val="2"/>
+          </w:tcPr>
+          <w:p>
+            <w:pPr>
+              <w:ind w:firstLine="0"/>
+            </w:pPr>
+            <w:r>
+              <w:t>Thành phần</w:t>
+            </w:r>
+          </w:p>
+        </w:tc>
+      </w:tr>
+      <w:tr>
+        <w:tc>
+          <w:tcPr>
+            <w:tcW w:w="704" w:type="dxa"/>
+          </w:tcPr>
+          <w:p>
+            <w:pPr>
+              <w:ind w:firstLine="0"/>
+            </w:pPr>
+            <w:r>
+              <w:t>2.1</w:t>
+            </w:r>
+          </w:p>
+        </w:tc>
+        <w:tc>
+          <w:tcPr>
+            <w:tcW w:w="3686" w:type="dxa"/>
+          </w:tcPr>
+          <w:p>
+            <w:pPr>
+              <w:ind w:firstLine="0"/>
+            </w:pPr>
+            <w:r>
+              <w:t>class compose:</w:t>
+            </w:r>
+          </w:p>
+        </w:tc>
+        <w:tc>
+          <w:tcPr>
+            <w:tcW w:w="5528" w:type="dxa"/>
+          </w:tcPr>
+          <w:p>
+            <w:pPr>
+              <w:ind w:firstLine="0"/>
+            </w:pPr>
+            <w:r>
+              <w:t>Lớp chứa các hàm và call_back để tương tác với người dùng</w:t>
+            </w:r>
+          </w:p>
+        </w:tc>
+      </w:tr>
+      <w:tr>
+        <w:tc>
+          <w:tcPr>
+            <w:tcW w:w="704" w:type="dxa"/>
+          </w:tcPr>
+          <w:p>
+            <w:pPr>
+              <w:ind w:firstLine="0"/>
+            </w:pPr>
+            <w:r>
+              <w:t>2.2</w:t>
+            </w:r>
+          </w:p>
+        </w:tc>
+        <w:tc>
+          <w:tcPr>
+            <w:tcW w:w="3686" w:type="dxa"/>
+          </w:tcPr>
+          <w:p>
+            <w:pPr>
+              <w:ind w:firstLine="0"/>
+            </w:pPr>
+            <w:r>
+              <w:t>def __init__(self,GUI,dataload):</w:t>
+            </w:r>
+          </w:p>
+          <w:p>
+            <w:pPr>
+              <w:ind w:firstLine="0"/>
+            </w:pPr>
+          </w:p>
+        </w:tc>
+        <w:tc>
+          <w:tcPr>
+            <w:tcW w:w="5528" w:type="dxa"/>
+          </w:tcPr>
+          <w:p>
+            <w:pPr>
+              <w:ind w:firstLine="0"/>
+            </w:pPr>
+            <w:r>
+              <w:t xml:space="preserve">Hàm init của lớp </w:t>
+            </w:r>
+            <w:r>
+              <w:t>compose</w:t>
+            </w:r>
+            <w:r>
+              <w:t xml:space="preserve"> có đối số GUI là đối tượng chứa thông tin về giao diện</w:t>
+            </w:r>
+            <w:r>
+              <w:t xml:space="preserve"> và dataload là đối tượng của chap_tray được truyền vào để tiến hành việc soạn thảo</w:t>
+            </w:r>
+            <w:r>
+              <w:t>. Hàm init thiết lập cài đặt ban đầu và các call_back</w:t>
+            </w:r>
+          </w:p>
+        </w:tc>
+      </w:tr>
+      <w:tr>
+        <w:tc>
+          <w:tcPr>
+            <w:tcW w:w="704" w:type="dxa"/>
+          </w:tcPr>
+          <w:p>
+            <w:pPr>
+              <w:ind w:firstLine="0"/>
+            </w:pPr>
+            <w:r>
+              <w:t>2.3</w:t>
+            </w:r>
+          </w:p>
+        </w:tc>
+        <w:tc>
+          <w:tcPr>
+            <w:tcW w:w="3686" w:type="dxa"/>
+          </w:tcPr>
+          <w:p>
+            <w:pPr>
+              <w:ind w:firstLine="0"/>
+            </w:pPr>
+            <w:r>
+              <w:t>def save(self):</w:t>
+            </w:r>
+          </w:p>
+        </w:tc>
+        <w:tc>
+          <w:tcPr>
+            <w:tcW w:w="5528" w:type="dxa"/>
+          </w:tcPr>
+          <w:p>
+            <w:pPr>
+              <w:ind w:firstLine="0"/>
+            </w:pPr>
+            <w:r>
+              <w:t>Call_back lưu file word cuối cùng</w:t>
+            </w:r>
+          </w:p>
+        </w:tc>
+      </w:tr>
+      <w:tr>
+        <w:tc>
+          <w:tcPr>
+            <w:tcW w:w="704" w:type="dxa"/>
+          </w:tcPr>
+          <w:p>
+            <w:pPr>
+              <w:ind w:firstLine="0"/>
+            </w:pPr>
+            <w:r>
+              <w:t>2.4</w:t>
+            </w:r>
+          </w:p>
+        </w:tc>
+        <w:tc>
+          <w:tcPr>
+            <w:tcW w:w="3686" w:type="dxa"/>
+          </w:tcPr>
+          <w:p>
+            <w:pPr>
+              <w:ind w:firstLine="0"/>
+            </w:pPr>
+            <w:r>
+              <w:t>def make(self):</w:t>
+            </w:r>
+          </w:p>
+        </w:tc>
+        <w:tc>
+          <w:tcPr>
+            <w:tcW w:w="5528" w:type="dxa"/>
+          </w:tcPr>
+          <w:p>
+            <w:pPr>
+              <w:ind w:firstLine="0"/>
+            </w:pPr>
+            <w:r>
+              <w:t>Call_back soạn thảo</w:t>
+            </w:r>
+          </w:p>
+        </w:tc>
+      </w:tr>
+      <w:tr>
+        <w:tc>
+          <w:tcPr>
+            <w:tcW w:w="704" w:type="dxa"/>
+          </w:tcPr>
+          <w:p>
+            <w:pPr>
+              <w:ind w:firstLine="0"/>
+            </w:pPr>
+            <w:r>
+              <w:t>2.5</w:t>
+            </w:r>
+          </w:p>
+        </w:tc>
+        <w:tc>
+          <w:tcPr>
+            <w:tcW w:w="3686" w:type="dxa"/>
+          </w:tcPr>
+          <w:p>
+            <w:pPr>
+              <w:ind w:firstLine="0"/>
+            </w:pPr>
+            <w:r>
+              <w:t>def count(self):</w:t>
+            </w:r>
+          </w:p>
+        </w:tc>
+        <w:tc>
+          <w:tcPr>
+            <w:tcW w:w="5528" w:type="dxa"/>
+          </w:tcPr>
+          <w:p>
+            <w:pPr>
+              <w:ind w:firstLine="0"/>
+            </w:pPr>
+            <w:r>
+              <w:t>Thống kê và sắp xếp câu hỏi theo tự luận và trắc nghiệm</w:t>
+            </w:r>
+          </w:p>
+        </w:tc>
+      </w:tr>
+      <w:tr>
+        <w:tc>
+          <w:tcPr>
+            <w:tcW w:w="704" w:type="dxa"/>
+          </w:tcPr>
+          <w:p>
+            <w:pPr>
+              <w:ind w:firstLine="0"/>
+            </w:pPr>
+            <w:r>
+              <w:t>2.5</w:t>
+            </w:r>
+          </w:p>
+        </w:tc>
+        <w:tc>
+          <w:tcPr>
+            <w:tcW w:w="3686" w:type="dxa"/>
+          </w:tcPr>
+          <w:p>
+            <w:pPr>
+              <w:ind w:firstLine="0"/>
+            </w:pPr>
+            <w:r>
+              <w:t>def preview_html(self):</w:t>
+            </w:r>
+          </w:p>
+        </w:tc>
+        <w:tc>
+          <w:tcPr>
+            <w:tcW w:w="5528" w:type="dxa"/>
+          </w:tcPr>
+          <w:p>
+            <w:pPr>
+              <w:ind w:firstLine="0"/>
+            </w:pPr>
+            <w:r>
+              <w:t>Call_back preview, được sử dụng trong hàm make()</w:t>
+            </w:r>
+          </w:p>
+        </w:tc>
+      </w:tr>
+      <w:tr>
+        <w:tc>
+          <w:tcPr>
+            <w:tcW w:w="704" w:type="dxa"/>
+          </w:tcPr>
+          <w:p>
+            <w:pPr>
+              <w:ind w:firstLine="0"/>
+            </w:pPr>
+            <w:r>
+              <w:t>2.6</w:t>
+            </w:r>
+          </w:p>
+        </w:tc>
+        <w:tc>
+          <w:tcPr>
+            <w:tcW w:w="3686" w:type="dxa"/>
+          </w:tcPr>
+          <w:p>
+            <w:pPr>
+              <w:ind w:firstLine="0"/>
+            </w:pPr>
+            <w:r>
+              <w:t>def make_word(self):</w:t>
+            </w:r>
+          </w:p>
+        </w:tc>
+        <w:tc>
+          <w:tcPr>
+            <w:tcW w:w="5528" w:type="dxa"/>
+          </w:tcPr>
+          <w:p>
+            <w:pPr>
+              <w:ind w:firstLine="0"/>
+            </w:pPr>
+            <w:r>
+              <w:t>Hàm tạo file word</w:t>
+            </w:r>
+          </w:p>
+        </w:tc>
+      </w:tr>
+    </w:tbl>
+    <w:p/>
+    <w:p>
+      <w:pPr>
+        <w:pStyle w:val="Heading1"/>
+      </w:pPr>
+      <w:bookmarkStart w:id="11" w:name="_Toc223202724"/>
+      <w:r>
+        <w:lastRenderedPageBreak/>
+        <w:t>Giao diện</w:t>
+      </w:r>
+      <w:bookmarkEnd w:id="11"/>
+    </w:p>
+    <w:p>
+      <w:pPr>
+        <w:pStyle w:val="Heading2"/>
+      </w:pPr>
+      <w:bookmarkStart w:id="12" w:name="_Toc223202725"/>
+      <w:r>
+        <w:t>Tổng thể</w:t>
+      </w:r>
+      <w:bookmarkEnd w:id="12"/>
+    </w:p>
+    <w:p>
+      <w:pPr>
+        <w:ind w:right="-660" w:firstLine="0"/>
+      </w:pPr>
+      <w:r>
+        <w:rPr>
+          <w:noProof/>
+        </w:rPr>
+        <w:drawing>
+          <wp:inline distT="0" distB="0" distL="0" distR="0" wp14:anchorId="5FB30F06" wp14:editId="43F8EF27">
+            <wp:extent cx="6457960" cy="3657600"/>
+            <wp:effectExtent l="0" t="0" r="0" b="0"/>
+            <wp:docPr id="4" name="Picture 4"/>
+            <wp:cNvGraphicFramePr>
+              <a:graphicFrameLocks xmlns:a="http://schemas.openxmlformats.org/drawingml/2006/main" noChangeAspect="1"/>
+            </wp:cNvGraphicFramePr>
+            <a:graphic xmlns:a="http://schemas.openxmlformats.org/drawingml/2006/main">
+              <a:graphicData uri="http://schemas.openxmlformats.org/drawingml/2006/picture">
+                <pic:pic xmlns:pic="http://schemas.openxmlformats.org/drawingml/2006/picture">
+                  <pic:nvPicPr>
+                    <pic:cNvPr id="1" name=""/>
+                    <pic:cNvPicPr/>
+                  </pic:nvPicPr>
+                  <pic:blipFill>
+                    <a:blip r:embed="rId9"/>
+                    <a:stretch>
+                      <a:fillRect/>
+                    </a:stretch>
+                  </pic:blipFill>
+                  <pic:spPr>
+                    <a:xfrm>
+                      <a:off x="0" y="0"/>
+                      <a:ext cx="6467674" cy="3663102"/>
+                    </a:xfrm>
+                    <a:prstGeom prst="rect">
+                      <a:avLst/>
+                    </a:prstGeom>
+                  </pic:spPr>
+                </pic:pic>
+              </a:graphicData>
+            </a:graphic>
+          </wp:inline>
+        </w:drawing>
       </w:r>
     </w:p>
     <w:p>
       <w:pPr>
-        <w:ind w:firstLine="0"/>
-      </w:pPr>
+        <w:pStyle w:val="Heading2"/>
+      </w:pPr>
+      <w:bookmarkStart w:id="13" w:name="_Toc223202726"/>
       <w:r>
-        <w:t>Các thư viện được sử dụng</w:t>
+        <w:t>Phần tương tác</w:t>
+      </w:r>
+      <w:bookmarkEnd w:id="13"/>
+    </w:p>
+    <w:p>
+      <w:pPr>
+        <w:ind w:right="-518" w:firstLine="0"/>
+      </w:pPr>
+      <w:r>
+        <w:rPr>
+          <w:noProof/>
+        </w:rPr>
+        <w:drawing>
+          <wp:inline distT="0" distB="0" distL="0" distR="0" wp14:anchorId="565B592B" wp14:editId="65FC0CF9">
+            <wp:extent cx="6487064" cy="2242483"/>
+            <wp:effectExtent l="0" t="0" r="0" b="5715"/>
+            <wp:docPr id="5" name="Picture 5"/>
+            <wp:cNvGraphicFramePr>
+              <a:graphicFrameLocks xmlns:a="http://schemas.openxmlformats.org/drawingml/2006/main" noChangeAspect="1"/>
+            </wp:cNvGraphicFramePr>
+            <a:graphic xmlns:a="http://schemas.openxmlformats.org/drawingml/2006/main">
+              <a:graphicData uri="http://schemas.openxmlformats.org/drawingml/2006/picture">
+                <pic:pic xmlns:pic="http://schemas.openxmlformats.org/drawingml/2006/picture">
+                  <pic:nvPicPr>
+                    <pic:cNvPr id="1" name=""/>
+                    <pic:cNvPicPr/>
+                  </pic:nvPicPr>
+                  <pic:blipFill>
+                    <a:blip r:embed="rId10"/>
+                    <a:stretch>
+                      <a:fillRect/>
+                    </a:stretch>
+                  </pic:blipFill>
+                  <pic:spPr>
+                    <a:xfrm>
+                      <a:off x="0" y="0"/>
+                      <a:ext cx="6496716" cy="2245819"/>
+                    </a:xfrm>
+                    <a:prstGeom prst="rect">
+                      <a:avLst/>
+                    </a:prstGeom>
+                  </pic:spPr>
+                </pic:pic>
+              </a:graphicData>
+            </a:graphic>
+          </wp:inline>
+        </w:drawing>
       </w:r>
     </w:p>
     <w:p>
       <w:pPr>
-        <w:ind w:firstLine="0"/>
-      </w:pPr>
+        <w:pStyle w:val="Heading1"/>
+      </w:pPr>
+      <w:bookmarkStart w:id="14" w:name="_Toc223202727"/>
+      <w:r>
+        <w:t>Hướng dẫn sử dụng</w:t>
+      </w:r>
+      <w:bookmarkEnd w:id="14"/>
     </w:p>
     <w:p>
       <w:pPr>
-        <w:pStyle w:val="Heading1"/>
-      </w:pPr>
+        <w:pStyle w:val="Heading2"/>
+      </w:pPr>
+      <w:bookmarkStart w:id="15" w:name="_Toc223202728"/>
       <w:r>
-        <w:t>Các hàm</w:t>
+        <w:t>Cài đặt</w:t>
+      </w:r>
+      <w:bookmarkEnd w:id="15"/>
+    </w:p>
+    <w:p>
+      <w:pPr>
+        <w:pStyle w:val="level4"/>
+      </w:pPr>
+      <w:r>
+        <w:t xml:space="preserve">Bước 1: Clone hoặc tải toàn bộ source theo link: </w:t>
+      </w:r>
+    </w:p>
+    <w:p>
+      <w:hyperlink r:id="rId11" w:history="1">
+        <w:r>
+          <w:rPr>
+            <w:rStyle w:val="Hyperlink"/>
+          </w:rPr>
+          <w:t>https://github.com/DLab1402/test_maker</w:t>
+        </w:r>
+      </w:hyperlink>
+    </w:p>
+    <w:p>
+      <w:pPr>
+        <w:pStyle w:val="level4"/>
+      </w:pPr>
+      <w:r>
+        <w:lastRenderedPageBreak/>
+        <w:t>Bước 2: Tải và cài đặt python và các thư viện theo file “requirements.txt”.</w:t>
+      </w:r>
+    </w:p>
+    <w:p>
+      <w:pPr>
+        <w:pStyle w:val="level4"/>
+      </w:pPr>
+      <w:r>
+        <w:t>Bước 3: Vào file config.json để thay đổi đường dẫn bằng cách thay đường dẫn vào thư mục chứ nội dung câu hỏi (như trong hình).</w:t>
+      </w:r>
+    </w:p>
+    <w:p>
+      <w:pPr>
+        <w:ind w:firstLine="0"/>
+        <w:jc w:val="center"/>
+      </w:pPr>
+      <w:r>
+        <w:rPr>
+          <w:noProof/>
+        </w:rPr>
+        <w:drawing>
+          <wp:inline distT="0" distB="0" distL="0" distR="0" wp14:anchorId="6FE94228" wp14:editId="629BFBCE">
+            <wp:extent cx="5610225" cy="1343025"/>
+            <wp:effectExtent l="0" t="0" r="9525" b="9525"/>
+            <wp:docPr id="8" name="Picture 8"/>
+            <wp:cNvGraphicFramePr>
+              <a:graphicFrameLocks xmlns:a="http://schemas.openxmlformats.org/drawingml/2006/main" noChangeAspect="1"/>
+            </wp:cNvGraphicFramePr>
+            <a:graphic xmlns:a="http://schemas.openxmlformats.org/drawingml/2006/main">
+              <a:graphicData uri="http://schemas.openxmlformats.org/drawingml/2006/picture">
+                <pic:pic xmlns:pic="http://schemas.openxmlformats.org/drawingml/2006/picture">
+                  <pic:nvPicPr>
+                    <pic:cNvPr id="1" name=""/>
+                    <pic:cNvPicPr/>
+                  </pic:nvPicPr>
+                  <pic:blipFill>
+                    <a:blip r:embed="rId12"/>
+                    <a:stretch>
+                      <a:fillRect/>
+                    </a:stretch>
+                  </pic:blipFill>
+                  <pic:spPr>
+                    <a:xfrm>
+                      <a:off x="0" y="0"/>
+                      <a:ext cx="5610225" cy="1343025"/>
+                    </a:xfrm>
+                    <a:prstGeom prst="rect">
+                      <a:avLst/>
+                    </a:prstGeom>
+                  </pic:spPr>
+                </pic:pic>
+              </a:graphicData>
+            </a:graphic>
+          </wp:inline>
+        </w:drawing>
+      </w:r>
+    </w:p>
+    <w:p>
+      <w:pPr>
+        <w:pStyle w:val="level4"/>
+      </w:pPr>
+      <w:r>
+        <w:t>Bước 4: Chạy chương trình bằng lệnh “python main.py” trong command window, hoặc chạy file run.bat.</w:t>
+      </w:r>
+    </w:p>
+    <w:p>
+      <w:pPr>
+        <w:pStyle w:val="Heading2"/>
+      </w:pPr>
+      <w:bookmarkStart w:id="16" w:name="_Toc223202729"/>
+      <w:r>
+        <w:t>Các bước soạn thảo</w:t>
+      </w:r>
+      <w:bookmarkEnd w:id="16"/>
+    </w:p>
+    <w:p>
+      <w:pPr>
+        <w:pStyle w:val="baitap0"/>
+        <w:jc w:val="left"/>
+      </w:pPr>
+      <w:r>
+        <w:t xml:space="preserve">Bước 1: Chọn môn và </w:t>
+      </w:r>
+      <w:r>
+        <w:t>chương cần soạn</w:t>
+      </w:r>
+    </w:p>
+    <w:p>
+      <w:pPr>
+        <w:ind w:firstLine="0"/>
+        <w:jc w:val="center"/>
+      </w:pPr>
+      <w:r>
+        <w:rPr>
+          <w:noProof/>
+        </w:rPr>
+        <w:drawing>
+          <wp:inline distT="0" distB="0" distL="0" distR="0" wp14:anchorId="14FF6338" wp14:editId="248E2167">
+            <wp:extent cx="4162425" cy="1200150"/>
+            <wp:effectExtent l="0" t="0" r="9525" b="0"/>
+            <wp:docPr id="6" name="Picture 6"/>
+            <wp:cNvGraphicFramePr>
+              <a:graphicFrameLocks xmlns:a="http://schemas.openxmlformats.org/drawingml/2006/main" noChangeAspect="1"/>
+            </wp:cNvGraphicFramePr>
+            <a:graphic xmlns:a="http://schemas.openxmlformats.org/drawingml/2006/main">
+              <a:graphicData uri="http://schemas.openxmlformats.org/drawingml/2006/picture">
+                <pic:pic xmlns:pic="http://schemas.openxmlformats.org/drawingml/2006/picture">
+                  <pic:nvPicPr>
+                    <pic:cNvPr id="1" name=""/>
+                    <pic:cNvPicPr/>
+                  </pic:nvPicPr>
+                  <pic:blipFill>
+                    <a:blip r:embed="rId13"/>
+                    <a:stretch>
+                      <a:fillRect/>
+                    </a:stretch>
+                  </pic:blipFill>
+                  <pic:spPr>
+                    <a:xfrm>
+                      <a:off x="0" y="0"/>
+                      <a:ext cx="4162425" cy="1200150"/>
+                    </a:xfrm>
+                    <a:prstGeom prst="rect">
+                      <a:avLst/>
+                    </a:prstGeom>
+                  </pic:spPr>
+                </pic:pic>
+              </a:graphicData>
+            </a:graphic>
+          </wp:inline>
+        </w:drawing>
+      </w:r>
+    </w:p>
+    <w:p>
+      <w:pPr>
+        <w:pStyle w:val="baitap0"/>
+        <w:jc w:val="left"/>
+      </w:pPr>
+      <w:r>
+        <w:t>Bước 2: Chọn câu hỏi</w:t>
+      </w:r>
+    </w:p>
+    <w:p>
+      <w:pPr>
+        <w:pStyle w:val="level4"/>
+      </w:pPr>
+      <w:r>
+        <w:t>Nếu muốn tự chọn thì chỉ cần tick vào các ô vuông cột “Chose” ở Phần nội dung</w:t>
+      </w:r>
+    </w:p>
+    <w:p>
+      <w:pPr>
+        <w:pStyle w:val="level4"/>
+      </w:pPr>
+      <w:r>
+        <w:t>Nếu muốn chọn tự động theo các chế độ thì thực hiện như sau:</w:t>
       </w:r>
     </w:p>
     <w:p>
       <w:r>
-        <w:t>Main</w:t>
+        <w:t>Chọn chế độ: “Combine” là vừa theo độ khó vừa theo nội dung; “Level” dựa trên độ khó; “Content” theo nội dung.</w:t>
       </w:r>
     </w:p>
     <w:p>
       <w:r>
-        <w:t>Setting</w:t>
+        <w:t>Chọn số lượng câu hỏi bằng cách điền số vào bảng ở Phần thống kê</w:t>
+      </w:r>
+      <w:r>
+        <w:t xml:space="preserve"> sau đó nhấn nút “Random”. Khi đó các câu hỏi được chọn ngẫu nhiên và hiển thị dấu tick tương ứng ở Phần nội dung.</w:t>
+      </w:r>
+    </w:p>
+    <w:p>
+      <w:pPr>
+        <w:ind w:firstLine="0"/>
+        <w:jc w:val="center"/>
+      </w:pPr>
+      <w:r>
+        <w:rPr>
+          <w:noProof/>
+        </w:rPr>
+        <w:lastRenderedPageBreak/>
+        <w:drawing>
+          <wp:inline distT="0" distB="0" distL="0" distR="0" wp14:anchorId="3FF63993" wp14:editId="420C639E">
+            <wp:extent cx="4528868" cy="4664164"/>
+            <wp:effectExtent l="0" t="0" r="5080" b="3175"/>
+            <wp:docPr id="7" name="Picture 7"/>
+            <wp:cNvGraphicFramePr>
+              <a:graphicFrameLocks xmlns:a="http://schemas.openxmlformats.org/drawingml/2006/main" noChangeAspect="1"/>
+            </wp:cNvGraphicFramePr>
+            <a:graphic xmlns:a="http://schemas.openxmlformats.org/drawingml/2006/main">
+              <a:graphicData uri="http://schemas.openxmlformats.org/drawingml/2006/picture">
+                <pic:pic xmlns:pic="http://schemas.openxmlformats.org/drawingml/2006/picture">
+                  <pic:nvPicPr>
+                    <pic:cNvPr id="1" name=""/>
+                    <pic:cNvPicPr/>
+                  </pic:nvPicPr>
+                  <pic:blipFill>
+                    <a:blip r:embed="rId14"/>
+                    <a:stretch>
+                      <a:fillRect/>
+                    </a:stretch>
+                  </pic:blipFill>
+                  <pic:spPr>
+                    <a:xfrm>
+                      <a:off x="0" y="0"/>
+                      <a:ext cx="4540014" cy="4675643"/>
+                    </a:xfrm>
+                    <a:prstGeom prst="rect">
+                      <a:avLst/>
+                    </a:prstGeom>
+                  </pic:spPr>
+                </pic:pic>
+              </a:graphicData>
+            </a:graphic>
+          </wp:inline>
+        </w:drawing>
+      </w:r>
+    </w:p>
+    <w:p>
+      <w:pPr>
+        <w:pStyle w:val="baitap0"/>
+        <w:jc w:val="left"/>
+      </w:pPr>
+      <w:r>
+        <w:t>Bước 3: Lưu</w:t>
+      </w:r>
+    </w:p>
+    <w:p>
+      <w:pPr>
+        <w:pStyle w:val="level4"/>
+      </w:pPr>
+      <w:r>
+        <w:t>Nhấn nút “Preview” để xem preview.</w:t>
+      </w:r>
+    </w:p>
+    <w:p>
+      <w:pPr>
+        <w:pStyle w:val="level4"/>
+      </w:pPr>
+      <w:r>
+        <w:t>Nhấn nút “Save” để lưu thành file word.</w:t>
+      </w:r>
+    </w:p>
+    <w:p>
+      <w:pPr>
+        <w:pStyle w:val="Heading2"/>
+      </w:pPr>
+      <w:bookmarkStart w:id="17" w:name="_Toc223202730"/>
+      <w:r>
+        <w:t>Tổ chức thư mục chứa nội dung câu hỏi</w:t>
+      </w:r>
+      <w:bookmarkEnd w:id="17"/>
+    </w:p>
+    <w:p>
+      <w:r>
+        <w:t>Thưc mục chứa nội dung câu hỏi có tổ chức như sau</w:t>
+      </w:r>
+    </w:p>
+    <w:tbl>
+      <w:tblPr>
+        <w:tblStyle w:val="TableGrid"/>
+        <w:tblW w:w="0" w:type="auto"/>
+        <w:tblLook w:val="04A0" w:firstRow="1" w:lastRow="0" w:firstColumn="1" w:lastColumn="0" w:noHBand="0" w:noVBand="1"/>
+      </w:tblPr>
+      <w:tblGrid>
+        <w:gridCol w:w="1840"/>
+        <w:gridCol w:w="1577"/>
+        <w:gridCol w:w="2107"/>
+        <w:gridCol w:w="4154"/>
+      </w:tblGrid>
+      <w:tr>
+        <w:tc>
+          <w:tcPr>
+            <w:tcW w:w="1840" w:type="dxa"/>
+            <w:vAlign w:val="center"/>
+          </w:tcPr>
+          <w:p>
+            <w:pPr>
+              <w:ind w:firstLine="0"/>
+              <w:jc w:val="center"/>
+            </w:pPr>
+            <w:r>
+              <w:t>Thư mục mẹ</w:t>
+            </w:r>
+          </w:p>
+        </w:tc>
+        <w:tc>
+          <w:tcPr>
+            <w:tcW w:w="1577" w:type="dxa"/>
+            <w:vAlign w:val="center"/>
+          </w:tcPr>
+          <w:p>
+            <w:pPr>
+              <w:ind w:firstLine="0"/>
+              <w:jc w:val="center"/>
+            </w:pPr>
+            <w:r>
+              <w:t>Thư mục con (môn học)</w:t>
+            </w:r>
+          </w:p>
+        </w:tc>
+        <w:tc>
+          <w:tcPr>
+            <w:tcW w:w="2107" w:type="dxa"/>
+            <w:vAlign w:val="center"/>
+          </w:tcPr>
+          <w:p>
+            <w:pPr>
+              <w:ind w:firstLine="0"/>
+              <w:jc w:val="center"/>
+            </w:pPr>
+            <w:r>
+              <w:t>Thư mục tên chương</w:t>
+            </w:r>
+          </w:p>
+        </w:tc>
+        <w:tc>
+          <w:tcPr>
+            <w:tcW w:w="4154" w:type="dxa"/>
+            <w:vAlign w:val="center"/>
+          </w:tcPr>
+          <w:p>
+            <w:pPr>
+              <w:ind w:firstLine="0"/>
+              <w:jc w:val="center"/>
+            </w:pPr>
+            <w:r>
+              <w:t>Các tệp và thư mục bên trong (phải tuân thủ theo đúng cách đặt tên)</w:t>
+            </w:r>
+          </w:p>
+        </w:tc>
+      </w:tr>
+      <w:tr>
+        <w:tc>
+          <w:tcPr>
+            <w:tcW w:w="9678" w:type="dxa"/>
+            <w:gridSpan w:val="4"/>
+            <w:tcBorders>
+              <w:bottom w:val="single" w:sz="4" w:space="0" w:color="auto"/>
+            </w:tcBorders>
+          </w:tcPr>
+          <w:p>
+            <w:pPr>
+              <w:ind w:firstLine="0"/>
+            </w:pPr>
+            <w:r>
+              <w:t>Ví dụ:</w:t>
+            </w:r>
+          </w:p>
+        </w:tc>
+      </w:tr>
+      <w:tr>
+        <w:tc>
+          <w:tcPr>
+            <w:tcW w:w="1840" w:type="dxa"/>
+            <w:tcBorders>
+              <w:left w:val="nil"/>
+              <w:bottom w:val="nil"/>
+              <w:right w:val="nil"/>
+            </w:tcBorders>
+          </w:tcPr>
+          <w:p>
+            <w:pPr>
+              <w:ind w:firstLine="0"/>
+            </w:pPr>
+          </w:p>
+        </w:tc>
+        <w:tc>
+          <w:tcPr>
+            <w:tcW w:w="1577" w:type="dxa"/>
+            <w:tcBorders>
+              <w:left w:val="nil"/>
+              <w:bottom w:val="nil"/>
+              <w:right w:val="nil"/>
+            </w:tcBorders>
+          </w:tcPr>
+          <w:p>
+            <w:pPr>
+              <w:ind w:firstLine="0"/>
+            </w:pPr>
+          </w:p>
+          <w:p>
+            <w:pPr>
+              <w:ind w:firstLine="0"/>
+            </w:pPr>
+          </w:p>
+        </w:tc>
+        <w:tc>
+          <w:tcPr>
+            <w:tcW w:w="2107" w:type="dxa"/>
+            <w:tcBorders>
+              <w:left w:val="nil"/>
+              <w:bottom w:val="nil"/>
+              <w:right w:val="nil"/>
+            </w:tcBorders>
+          </w:tcPr>
+          <w:p>
+            <w:pPr>
+              <w:ind w:firstLine="0"/>
+            </w:pPr>
+          </w:p>
+        </w:tc>
+        <w:tc>
+          <w:tcPr>
+            <w:tcW w:w="4154" w:type="dxa"/>
+            <w:tcBorders>
+              <w:left w:val="nil"/>
+              <w:bottom w:val="nil"/>
+              <w:right w:val="nil"/>
+            </w:tcBorders>
+          </w:tcPr>
+          <w:p>
+            <w:pPr>
+              <w:ind w:firstLine="0"/>
+            </w:pPr>
+          </w:p>
+        </w:tc>
+      </w:tr>
+      <w:tr>
+        <w:tc>
+          <w:tcPr>
+            <w:tcW w:w="1840" w:type="dxa"/>
+            <w:tcBorders>
+              <w:top w:val="nil"/>
+              <w:left w:val="nil"/>
+              <w:bottom w:val="single" w:sz="4" w:space="0" w:color="auto"/>
+              <w:right w:val="single" w:sz="4" w:space="0" w:color="auto"/>
+            </w:tcBorders>
+          </w:tcPr>
+          <w:p>
+            <w:pPr>
+              <w:ind w:firstLine="0"/>
+            </w:pPr>
+            <w:r>
+              <w:lastRenderedPageBreak/>
+              <w:t>TEST_BANK</w:t>
+            </w:r>
+          </w:p>
+        </w:tc>
+        <w:tc>
+          <w:tcPr>
+            <w:tcW w:w="1577" w:type="dxa"/>
+            <w:tcBorders>
+              <w:top w:val="nil"/>
+              <w:left w:val="single" w:sz="4" w:space="0" w:color="auto"/>
+              <w:bottom w:val="single" w:sz="4" w:space="0" w:color="auto"/>
+              <w:right w:val="single" w:sz="4" w:space="0" w:color="auto"/>
+            </w:tcBorders>
+          </w:tcPr>
+          <w:p>
+            <w:pPr>
+              <w:ind w:firstLine="0"/>
+            </w:pPr>
+            <w:r>
+              <w:t>NNLT</w:t>
+            </w:r>
+          </w:p>
+        </w:tc>
+        <w:tc>
+          <w:tcPr>
+            <w:tcW w:w="2107" w:type="dxa"/>
+            <w:tcBorders>
+              <w:top w:val="nil"/>
+              <w:left w:val="single" w:sz="4" w:space="0" w:color="auto"/>
+              <w:bottom w:val="single" w:sz="4" w:space="0" w:color="auto"/>
+              <w:right w:val="single" w:sz="4" w:space="0" w:color="auto"/>
+            </w:tcBorders>
+          </w:tcPr>
+          <w:p>
+            <w:pPr>
+              <w:ind w:firstLine="0"/>
+            </w:pPr>
+            <w:r>
+              <w:t>chapter1</w:t>
+            </w:r>
+          </w:p>
+        </w:tc>
+        <w:tc>
+          <w:tcPr>
+            <w:tcW w:w="4154" w:type="dxa"/>
+            <w:tcBorders>
+              <w:top w:val="nil"/>
+              <w:left w:val="single" w:sz="4" w:space="0" w:color="auto"/>
+              <w:bottom w:val="single" w:sz="4" w:space="0" w:color="auto"/>
+              <w:right w:val="nil"/>
+            </w:tcBorders>
+          </w:tcPr>
+          <w:p>
+            <w:pPr>
+              <w:ind w:firstLine="0"/>
+            </w:pPr>
+            <w:r>
+              <w:t>image (thư mục chứa hình ảnh)</w:t>
+            </w:r>
+          </w:p>
+        </w:tc>
+      </w:tr>
+      <w:tr>
+        <w:tc>
+          <w:tcPr>
+            <w:tcW w:w="1840" w:type="dxa"/>
+            <w:tcBorders>
+              <w:top w:val="single" w:sz="4" w:space="0" w:color="auto"/>
+              <w:left w:val="nil"/>
+              <w:bottom w:val="nil"/>
+              <w:right w:val="single" w:sz="4" w:space="0" w:color="auto"/>
+            </w:tcBorders>
+          </w:tcPr>
+          <w:p>
+            <w:pPr>
+              <w:ind w:firstLine="0"/>
+            </w:pPr>
+          </w:p>
+        </w:tc>
+        <w:tc>
+          <w:tcPr>
+            <w:tcW w:w="1577" w:type="dxa"/>
+            <w:tcBorders>
+              <w:top w:val="single" w:sz="4" w:space="0" w:color="auto"/>
+              <w:left w:val="single" w:sz="4" w:space="0" w:color="auto"/>
+              <w:bottom w:val="nil"/>
+              <w:right w:val="single" w:sz="4" w:space="0" w:color="auto"/>
+            </w:tcBorders>
+          </w:tcPr>
+          <w:p>
+            <w:pPr>
+              <w:ind w:firstLine="0"/>
+            </w:pPr>
+          </w:p>
+        </w:tc>
+        <w:tc>
+          <w:tcPr>
+            <w:tcW w:w="2107" w:type="dxa"/>
+            <w:tcBorders>
+              <w:top w:val="single" w:sz="4" w:space="0" w:color="auto"/>
+              <w:left w:val="single" w:sz="4" w:space="0" w:color="auto"/>
+              <w:bottom w:val="nil"/>
+              <w:right w:val="single" w:sz="4" w:space="0" w:color="auto"/>
+            </w:tcBorders>
+          </w:tcPr>
+          <w:p>
+            <w:pPr>
+              <w:ind w:firstLine="0"/>
+            </w:pPr>
+          </w:p>
+        </w:tc>
+        <w:tc>
+          <w:tcPr>
+            <w:tcW w:w="4154" w:type="dxa"/>
+            <w:tcBorders>
+              <w:top w:val="single" w:sz="4" w:space="0" w:color="auto"/>
+              <w:left w:val="single" w:sz="4" w:space="0" w:color="auto"/>
+              <w:bottom w:val="single" w:sz="4" w:space="0" w:color="auto"/>
+              <w:right w:val="nil"/>
+            </w:tcBorders>
+          </w:tcPr>
+          <w:p>
+            <w:pPr>
+              <w:ind w:firstLine="0"/>
+            </w:pPr>
+            <w:r>
+              <w:t>question.xlsx (tệp chứa nội dung câu hỏi</w:t>
+            </w:r>
+          </w:p>
+        </w:tc>
+      </w:tr>
+      <w:tr>
+        <w:tc>
+          <w:tcPr>
+            <w:tcW w:w="1840" w:type="dxa"/>
+            <w:tcBorders>
+              <w:top w:val="nil"/>
+              <w:left w:val="nil"/>
+              <w:bottom w:val="nil"/>
+              <w:right w:val="single" w:sz="4" w:space="0" w:color="auto"/>
+            </w:tcBorders>
+          </w:tcPr>
+          <w:p>
+            <w:pPr>
+              <w:ind w:firstLine="0"/>
+            </w:pPr>
+          </w:p>
+        </w:tc>
+        <w:tc>
+          <w:tcPr>
+            <w:tcW w:w="1577" w:type="dxa"/>
+            <w:tcBorders>
+              <w:top w:val="nil"/>
+              <w:left w:val="single" w:sz="4" w:space="0" w:color="auto"/>
+              <w:bottom w:val="nil"/>
+              <w:right w:val="single" w:sz="4" w:space="0" w:color="auto"/>
+            </w:tcBorders>
+          </w:tcPr>
+          <w:p>
+            <w:pPr>
+              <w:ind w:firstLine="0"/>
+            </w:pPr>
+          </w:p>
+        </w:tc>
+        <w:tc>
+          <w:tcPr>
+            <w:tcW w:w="2107" w:type="dxa"/>
+            <w:tcBorders>
+              <w:top w:val="nil"/>
+              <w:left w:val="single" w:sz="4" w:space="0" w:color="auto"/>
+              <w:bottom w:val="nil"/>
+              <w:right w:val="nil"/>
+            </w:tcBorders>
+          </w:tcPr>
+          <w:p>
+            <w:pPr>
+              <w:ind w:firstLine="0"/>
+            </w:pPr>
+          </w:p>
+        </w:tc>
+        <w:tc>
+          <w:tcPr>
+            <w:tcW w:w="4154" w:type="dxa"/>
+            <w:tcBorders>
+              <w:top w:val="single" w:sz="4" w:space="0" w:color="auto"/>
+              <w:left w:val="nil"/>
+              <w:bottom w:val="nil"/>
+              <w:right w:val="nil"/>
+            </w:tcBorders>
+          </w:tcPr>
+          <w:p>
+            <w:pPr>
+              <w:ind w:firstLine="0"/>
+            </w:pPr>
+          </w:p>
+        </w:tc>
+      </w:tr>
+      <w:tr>
+        <w:tc>
+          <w:tcPr>
+            <w:tcW w:w="1840" w:type="dxa"/>
+            <w:tcBorders>
+              <w:top w:val="nil"/>
+              <w:left w:val="nil"/>
+              <w:bottom w:val="nil"/>
+              <w:right w:val="single" w:sz="4" w:space="0" w:color="auto"/>
+            </w:tcBorders>
+          </w:tcPr>
+          <w:p>
+            <w:pPr>
+              <w:ind w:firstLine="0"/>
+            </w:pPr>
+          </w:p>
+        </w:tc>
+        <w:tc>
+          <w:tcPr>
+            <w:tcW w:w="1577" w:type="dxa"/>
+            <w:tcBorders>
+              <w:top w:val="nil"/>
+              <w:left w:val="single" w:sz="4" w:space="0" w:color="auto"/>
+              <w:bottom w:val="nil"/>
+              <w:right w:val="single" w:sz="4" w:space="0" w:color="auto"/>
+            </w:tcBorders>
+          </w:tcPr>
+          <w:p>
+            <w:pPr>
+              <w:ind w:firstLine="0"/>
+            </w:pPr>
+          </w:p>
+        </w:tc>
+        <w:tc>
+          <w:tcPr>
+            <w:tcW w:w="2107" w:type="dxa"/>
+            <w:tcBorders>
+              <w:top w:val="nil"/>
+              <w:left w:val="single" w:sz="4" w:space="0" w:color="auto"/>
+              <w:bottom w:val="single" w:sz="4" w:space="0" w:color="auto"/>
+              <w:right w:val="single" w:sz="4" w:space="0" w:color="auto"/>
+            </w:tcBorders>
+          </w:tcPr>
+          <w:p>
+            <w:pPr>
+              <w:ind w:firstLine="0"/>
+            </w:pPr>
+            <w:r>
+              <w:t>c</w:t>
+            </w:r>
+            <w:r>
+              <w:t>hapter</w:t>
+            </w:r>
+            <w:r>
+              <w:t>2</w:t>
+            </w:r>
+          </w:p>
+        </w:tc>
+        <w:tc>
+          <w:tcPr>
+            <w:tcW w:w="4154" w:type="dxa"/>
+            <w:tcBorders>
+              <w:top w:val="nil"/>
+              <w:left w:val="single" w:sz="4" w:space="0" w:color="auto"/>
+              <w:bottom w:val="single" w:sz="4" w:space="0" w:color="auto"/>
+              <w:right w:val="nil"/>
+            </w:tcBorders>
+          </w:tcPr>
+          <w:p>
+            <w:pPr>
+              <w:ind w:firstLine="0"/>
+            </w:pPr>
+            <w:r>
+              <w:t>image (thư mục chứa hình ảnh)</w:t>
+            </w:r>
+          </w:p>
+        </w:tc>
+      </w:tr>
+      <w:tr>
+        <w:tc>
+          <w:tcPr>
+            <w:tcW w:w="1840" w:type="dxa"/>
+            <w:tcBorders>
+              <w:top w:val="nil"/>
+              <w:left w:val="nil"/>
+              <w:bottom w:val="nil"/>
+              <w:right w:val="single" w:sz="4" w:space="0" w:color="auto"/>
+            </w:tcBorders>
+          </w:tcPr>
+          <w:p>
+            <w:pPr>
+              <w:ind w:firstLine="0"/>
+            </w:pPr>
+          </w:p>
+        </w:tc>
+        <w:tc>
+          <w:tcPr>
+            <w:tcW w:w="1577" w:type="dxa"/>
+            <w:tcBorders>
+              <w:top w:val="nil"/>
+              <w:left w:val="single" w:sz="4" w:space="0" w:color="auto"/>
+              <w:bottom w:val="nil"/>
+              <w:right w:val="nil"/>
+            </w:tcBorders>
+          </w:tcPr>
+          <w:p>
+            <w:pPr>
+              <w:ind w:firstLine="0"/>
+            </w:pPr>
+          </w:p>
+        </w:tc>
+        <w:tc>
+          <w:tcPr>
+            <w:tcW w:w="2107" w:type="dxa"/>
+            <w:tcBorders>
+              <w:top w:val="single" w:sz="4" w:space="0" w:color="auto"/>
+              <w:left w:val="nil"/>
+              <w:bottom w:val="nil"/>
+              <w:right w:val="single" w:sz="4" w:space="0" w:color="auto"/>
+            </w:tcBorders>
+          </w:tcPr>
+          <w:p>
+            <w:pPr>
+              <w:ind w:firstLine="0"/>
+            </w:pPr>
+          </w:p>
+        </w:tc>
+        <w:tc>
+          <w:tcPr>
+            <w:tcW w:w="4154" w:type="dxa"/>
+            <w:tcBorders>
+              <w:top w:val="single" w:sz="4" w:space="0" w:color="auto"/>
+              <w:left w:val="single" w:sz="4" w:space="0" w:color="auto"/>
+              <w:bottom w:val="single" w:sz="4" w:space="0" w:color="auto"/>
+              <w:right w:val="nil"/>
+            </w:tcBorders>
+          </w:tcPr>
+          <w:p>
+            <w:pPr>
+              <w:ind w:firstLine="0"/>
+            </w:pPr>
+            <w:r>
+              <w:t>question.xlsx (tệp chứa nội dung câu hỏi</w:t>
+            </w:r>
+          </w:p>
+        </w:tc>
+      </w:tr>
+      <w:tr>
+        <w:tc>
+          <w:tcPr>
+            <w:tcW w:w="1840" w:type="dxa"/>
+            <w:tcBorders>
+              <w:top w:val="nil"/>
+              <w:left w:val="nil"/>
+              <w:bottom w:val="nil"/>
+              <w:right w:val="single" w:sz="4" w:space="0" w:color="auto"/>
+            </w:tcBorders>
+          </w:tcPr>
+          <w:p>
+            <w:pPr>
+              <w:ind w:firstLine="0"/>
+            </w:pPr>
+          </w:p>
+        </w:tc>
+        <w:tc>
+          <w:tcPr>
+            <w:tcW w:w="1577" w:type="dxa"/>
+            <w:tcBorders>
+              <w:top w:val="nil"/>
+              <w:left w:val="single" w:sz="4" w:space="0" w:color="auto"/>
+              <w:bottom w:val="nil"/>
+              <w:right w:val="nil"/>
+            </w:tcBorders>
+          </w:tcPr>
+          <w:p>
+            <w:pPr>
+              <w:ind w:firstLine="0"/>
+            </w:pPr>
+          </w:p>
+        </w:tc>
+        <w:tc>
+          <w:tcPr>
+            <w:tcW w:w="2107" w:type="dxa"/>
+            <w:tcBorders>
+              <w:top w:val="nil"/>
+              <w:left w:val="nil"/>
+              <w:bottom w:val="nil"/>
+              <w:right w:val="nil"/>
+            </w:tcBorders>
+          </w:tcPr>
+          <w:p>
+            <w:pPr>
+              <w:ind w:firstLine="0"/>
+            </w:pPr>
+          </w:p>
+        </w:tc>
+        <w:tc>
+          <w:tcPr>
+            <w:tcW w:w="4154" w:type="dxa"/>
+            <w:tcBorders>
+              <w:top w:val="single" w:sz="4" w:space="0" w:color="auto"/>
+              <w:left w:val="nil"/>
+              <w:bottom w:val="nil"/>
+              <w:right w:val="nil"/>
+            </w:tcBorders>
+          </w:tcPr>
+          <w:p>
+            <w:pPr>
+              <w:ind w:firstLine="0"/>
+            </w:pPr>
+          </w:p>
+        </w:tc>
+      </w:tr>
+      <w:tr>
+        <w:tc>
+          <w:tcPr>
+            <w:tcW w:w="1840" w:type="dxa"/>
+            <w:tcBorders>
+              <w:top w:val="nil"/>
+              <w:left w:val="nil"/>
+              <w:bottom w:val="nil"/>
+              <w:right w:val="single" w:sz="4" w:space="0" w:color="auto"/>
+            </w:tcBorders>
+          </w:tcPr>
+          <w:p>
+            <w:pPr>
+              <w:ind w:firstLine="0"/>
+            </w:pPr>
+          </w:p>
+        </w:tc>
+        <w:tc>
+          <w:tcPr>
+            <w:tcW w:w="1577" w:type="dxa"/>
+            <w:tcBorders>
+              <w:top w:val="nil"/>
+              <w:left w:val="single" w:sz="4" w:space="0" w:color="auto"/>
+              <w:bottom w:val="single" w:sz="4" w:space="0" w:color="auto"/>
+              <w:right w:val="single" w:sz="4" w:space="0" w:color="auto"/>
+            </w:tcBorders>
+          </w:tcPr>
+          <w:p>
+            <w:pPr>
+              <w:ind w:firstLine="0"/>
+            </w:pPr>
+            <w:r>
+              <w:t>ĐKĐKBMT</w:t>
+            </w:r>
+          </w:p>
+        </w:tc>
+        <w:tc>
+          <w:tcPr>
+            <w:tcW w:w="2107" w:type="dxa"/>
+            <w:tcBorders>
+              <w:top w:val="nil"/>
+              <w:left w:val="single" w:sz="4" w:space="0" w:color="auto"/>
+              <w:bottom w:val="single" w:sz="4" w:space="0" w:color="auto"/>
+              <w:right w:val="single" w:sz="4" w:space="0" w:color="auto"/>
+            </w:tcBorders>
+          </w:tcPr>
+          <w:p>
+            <w:pPr>
+              <w:ind w:firstLine="0"/>
+            </w:pPr>
+            <w:r>
+              <w:t>chapter1</w:t>
+            </w:r>
+          </w:p>
+        </w:tc>
+        <w:tc>
+          <w:tcPr>
+            <w:tcW w:w="4154" w:type="dxa"/>
+            <w:tcBorders>
+              <w:top w:val="nil"/>
+              <w:left w:val="single" w:sz="4" w:space="0" w:color="auto"/>
+              <w:bottom w:val="single" w:sz="4" w:space="0" w:color="auto"/>
+              <w:right w:val="nil"/>
+            </w:tcBorders>
+          </w:tcPr>
+          <w:p>
+            <w:pPr>
+              <w:ind w:firstLine="0"/>
+            </w:pPr>
+            <w:r>
+              <w:t>image (thư mục chứa hình ảnh)</w:t>
+            </w:r>
+          </w:p>
+        </w:tc>
+      </w:tr>
+      <w:tr>
+        <w:tc>
+          <w:tcPr>
+            <w:tcW w:w="1840" w:type="dxa"/>
+            <w:tcBorders>
+              <w:top w:val="nil"/>
+              <w:left w:val="nil"/>
+              <w:bottom w:val="nil"/>
+              <w:right w:val="nil"/>
+            </w:tcBorders>
+          </w:tcPr>
+          <w:p>
+            <w:pPr>
+              <w:ind w:firstLine="0"/>
+            </w:pPr>
+          </w:p>
+        </w:tc>
+        <w:tc>
+          <w:tcPr>
+            <w:tcW w:w="1577" w:type="dxa"/>
+            <w:tcBorders>
+              <w:top w:val="single" w:sz="4" w:space="0" w:color="auto"/>
+              <w:left w:val="nil"/>
+              <w:bottom w:val="nil"/>
+              <w:right w:val="single" w:sz="4" w:space="0" w:color="auto"/>
+            </w:tcBorders>
+          </w:tcPr>
+          <w:p>
+            <w:pPr>
+              <w:ind w:firstLine="0"/>
+            </w:pPr>
+          </w:p>
+        </w:tc>
+        <w:tc>
+          <w:tcPr>
+            <w:tcW w:w="2107" w:type="dxa"/>
+            <w:tcBorders>
+              <w:top w:val="single" w:sz="4" w:space="0" w:color="auto"/>
+              <w:left w:val="single" w:sz="4" w:space="0" w:color="auto"/>
+              <w:bottom w:val="nil"/>
+              <w:right w:val="single" w:sz="4" w:space="0" w:color="auto"/>
+            </w:tcBorders>
+          </w:tcPr>
+          <w:p>
+            <w:pPr>
+              <w:ind w:firstLine="0"/>
+            </w:pPr>
+          </w:p>
+        </w:tc>
+        <w:tc>
+          <w:tcPr>
+            <w:tcW w:w="4154" w:type="dxa"/>
+            <w:tcBorders>
+              <w:top w:val="single" w:sz="4" w:space="0" w:color="auto"/>
+              <w:left w:val="single" w:sz="4" w:space="0" w:color="auto"/>
+              <w:bottom w:val="single" w:sz="4" w:space="0" w:color="auto"/>
+              <w:right w:val="nil"/>
+            </w:tcBorders>
+          </w:tcPr>
+          <w:p>
+            <w:pPr>
+              <w:ind w:firstLine="0"/>
+            </w:pPr>
+            <w:r>
+              <w:t>question.xlsx (tệp chứa nội dung câu hỏi</w:t>
+            </w:r>
+          </w:p>
+        </w:tc>
+      </w:tr>
+      <w:tr>
+        <w:tc>
+          <w:tcPr>
+            <w:tcW w:w="1840" w:type="dxa"/>
+            <w:tcBorders>
+              <w:top w:val="nil"/>
+              <w:left w:val="nil"/>
+              <w:bottom w:val="nil"/>
+              <w:right w:val="nil"/>
+            </w:tcBorders>
+          </w:tcPr>
+          <w:p>
+            <w:pPr>
+              <w:ind w:firstLine="0"/>
+            </w:pPr>
+          </w:p>
+        </w:tc>
+        <w:tc>
+          <w:tcPr>
+            <w:tcW w:w="1577" w:type="dxa"/>
+            <w:tcBorders>
+              <w:top w:val="nil"/>
+              <w:left w:val="nil"/>
+              <w:bottom w:val="nil"/>
+              <w:right w:val="single" w:sz="4" w:space="0" w:color="auto"/>
+            </w:tcBorders>
+          </w:tcPr>
+          <w:p>
+            <w:pPr>
+              <w:ind w:firstLine="0"/>
+            </w:pPr>
+          </w:p>
+        </w:tc>
+        <w:tc>
+          <w:tcPr>
+            <w:tcW w:w="2107" w:type="dxa"/>
+            <w:tcBorders>
+              <w:top w:val="nil"/>
+              <w:left w:val="single" w:sz="4" w:space="0" w:color="auto"/>
+              <w:bottom w:val="nil"/>
+              <w:right w:val="nil"/>
+            </w:tcBorders>
+          </w:tcPr>
+          <w:p>
+            <w:pPr>
+              <w:ind w:firstLine="0"/>
+            </w:pPr>
+          </w:p>
+        </w:tc>
+        <w:tc>
+          <w:tcPr>
+            <w:tcW w:w="4154" w:type="dxa"/>
+            <w:tcBorders>
+              <w:top w:val="single" w:sz="4" w:space="0" w:color="auto"/>
+              <w:left w:val="nil"/>
+              <w:bottom w:val="nil"/>
+              <w:right w:val="nil"/>
+            </w:tcBorders>
+          </w:tcPr>
+          <w:p>
+            <w:pPr>
+              <w:ind w:firstLine="0"/>
+            </w:pPr>
+          </w:p>
+        </w:tc>
+      </w:tr>
+      <w:tr>
+        <w:tc>
+          <w:tcPr>
+            <w:tcW w:w="1840" w:type="dxa"/>
+            <w:tcBorders>
+              <w:top w:val="nil"/>
+              <w:left w:val="nil"/>
+              <w:bottom w:val="nil"/>
+              <w:right w:val="nil"/>
+            </w:tcBorders>
+          </w:tcPr>
+          <w:p>
+            <w:pPr>
+              <w:ind w:firstLine="0"/>
+            </w:pPr>
+          </w:p>
+        </w:tc>
+        <w:tc>
+          <w:tcPr>
+            <w:tcW w:w="1577" w:type="dxa"/>
+            <w:tcBorders>
+              <w:top w:val="nil"/>
+              <w:left w:val="nil"/>
+              <w:bottom w:val="nil"/>
+              <w:right w:val="single" w:sz="4" w:space="0" w:color="auto"/>
+            </w:tcBorders>
+          </w:tcPr>
+          <w:p>
+            <w:pPr>
+              <w:ind w:firstLine="0"/>
+            </w:pPr>
+          </w:p>
+        </w:tc>
+        <w:tc>
+          <w:tcPr>
+            <w:tcW w:w="2107" w:type="dxa"/>
+            <w:tcBorders>
+              <w:top w:val="nil"/>
+              <w:left w:val="single" w:sz="4" w:space="0" w:color="auto"/>
+              <w:bottom w:val="single" w:sz="4" w:space="0" w:color="auto"/>
+              <w:right w:val="single" w:sz="4" w:space="0" w:color="auto"/>
+            </w:tcBorders>
+          </w:tcPr>
+          <w:p>
+            <w:pPr>
+              <w:ind w:firstLine="0"/>
+            </w:pPr>
+            <w:r>
+              <w:t>c</w:t>
+            </w:r>
+            <w:r>
+              <w:t>hapter2</w:t>
+            </w:r>
+          </w:p>
+        </w:tc>
+        <w:tc>
+          <w:tcPr>
+            <w:tcW w:w="4154" w:type="dxa"/>
+            <w:tcBorders>
+              <w:top w:val="nil"/>
+              <w:left w:val="single" w:sz="4" w:space="0" w:color="auto"/>
+              <w:bottom w:val="single" w:sz="4" w:space="0" w:color="auto"/>
+              <w:right w:val="nil"/>
+            </w:tcBorders>
+          </w:tcPr>
+          <w:p>
+            <w:pPr>
+              <w:ind w:firstLine="0"/>
+            </w:pPr>
+            <w:r>
+              <w:t>image (thư mục chứa hình ảnh)</w:t>
+            </w:r>
+          </w:p>
+        </w:tc>
+      </w:tr>
+      <w:tr>
+        <w:tc>
+          <w:tcPr>
+            <w:tcW w:w="1840" w:type="dxa"/>
+            <w:tcBorders>
+              <w:top w:val="nil"/>
+              <w:left w:val="nil"/>
+              <w:bottom w:val="nil"/>
+              <w:right w:val="nil"/>
+            </w:tcBorders>
+          </w:tcPr>
+          <w:p>
+            <w:pPr>
+              <w:ind w:firstLine="0"/>
+            </w:pPr>
+          </w:p>
+        </w:tc>
+        <w:tc>
+          <w:tcPr>
+            <w:tcW w:w="1577" w:type="dxa"/>
+            <w:tcBorders>
+              <w:top w:val="nil"/>
+              <w:left w:val="nil"/>
+              <w:bottom w:val="nil"/>
+              <w:right w:val="nil"/>
+            </w:tcBorders>
+          </w:tcPr>
+          <w:p>
+            <w:pPr>
+              <w:ind w:firstLine="0"/>
+            </w:pPr>
+          </w:p>
+        </w:tc>
+        <w:tc>
+          <w:tcPr>
+            <w:tcW w:w="2107" w:type="dxa"/>
+            <w:tcBorders>
+              <w:top w:val="single" w:sz="4" w:space="0" w:color="auto"/>
+              <w:left w:val="nil"/>
+              <w:bottom w:val="nil"/>
+              <w:right w:val="single" w:sz="4" w:space="0" w:color="auto"/>
+            </w:tcBorders>
+          </w:tcPr>
+          <w:p>
+            <w:pPr>
+              <w:ind w:firstLine="0"/>
+            </w:pPr>
+          </w:p>
+        </w:tc>
+        <w:tc>
+          <w:tcPr>
+            <w:tcW w:w="4154" w:type="dxa"/>
+            <w:tcBorders>
+              <w:top w:val="single" w:sz="4" w:space="0" w:color="auto"/>
+              <w:left w:val="single" w:sz="4" w:space="0" w:color="auto"/>
+              <w:bottom w:val="single" w:sz="4" w:space="0" w:color="auto"/>
+              <w:right w:val="nil"/>
+            </w:tcBorders>
+          </w:tcPr>
+          <w:p>
+            <w:pPr>
+              <w:ind w:firstLine="0"/>
+            </w:pPr>
+            <w:r>
+              <w:t>question.xlsx (tệp chứa nội dung câu hỏi</w:t>
+            </w:r>
+          </w:p>
+        </w:tc>
+      </w:tr>
+      <w:tr>
+        <w:tc>
+          <w:tcPr>
+            <w:tcW w:w="1840" w:type="dxa"/>
+            <w:tcBorders>
+              <w:top w:val="nil"/>
+              <w:left w:val="nil"/>
+              <w:bottom w:val="nil"/>
+              <w:right w:val="nil"/>
+            </w:tcBorders>
+          </w:tcPr>
+          <w:p>
+            <w:pPr>
+              <w:ind w:firstLine="0"/>
+            </w:pPr>
+          </w:p>
+        </w:tc>
+        <w:tc>
+          <w:tcPr>
+            <w:tcW w:w="1577" w:type="dxa"/>
+            <w:tcBorders>
+              <w:top w:val="nil"/>
+              <w:left w:val="nil"/>
+              <w:bottom w:val="nil"/>
+              <w:right w:val="nil"/>
+            </w:tcBorders>
+          </w:tcPr>
+          <w:p>
+            <w:pPr>
+              <w:ind w:firstLine="0"/>
+            </w:pPr>
+          </w:p>
+        </w:tc>
+        <w:tc>
+          <w:tcPr>
+            <w:tcW w:w="2107" w:type="dxa"/>
+            <w:tcBorders>
+              <w:top w:val="nil"/>
+              <w:left w:val="nil"/>
+              <w:bottom w:val="nil"/>
+              <w:right w:val="nil"/>
+            </w:tcBorders>
+          </w:tcPr>
+          <w:p>
+            <w:pPr>
+              <w:ind w:firstLine="0"/>
+            </w:pPr>
+          </w:p>
+        </w:tc>
+        <w:tc>
+          <w:tcPr>
+            <w:tcW w:w="4154" w:type="dxa"/>
+            <w:tcBorders>
+              <w:top w:val="single" w:sz="4" w:space="0" w:color="auto"/>
+              <w:left w:val="nil"/>
+              <w:bottom w:val="nil"/>
+              <w:right w:val="nil"/>
+            </w:tcBorders>
+          </w:tcPr>
+          <w:p>
+            <w:pPr>
+              <w:ind w:firstLine="0"/>
+            </w:pPr>
+          </w:p>
+        </w:tc>
+      </w:tr>
+    </w:tbl>
+    <w:p>
+      <w:r>
+        <w:t>Tệp chứa nội dung câu hỏi phải được trình bảy như trong hình</w:t>
       </w:r>
     </w:p>
     <w:p>
       <w:r>
-        <w:t>Datahandle</w:t>
-      </w:r>
-    </w:p>
-    <w:p>
-      <w:r>
-        <w:t xml:space="preserve">Compose </w:t>
-      </w:r>
-    </w:p>
-    <w:p>
-      <w:pPr>
-        <w:pStyle w:val="Heading1"/>
-      </w:pPr>
-      <w:r>
-        <w:t>Hướng dẫn sử dụng</w:t>
+        <w:rPr>
+          <w:noProof/>
+        </w:rPr>
+        <w:lastRenderedPageBreak/>
+        <w:drawing>
+          <wp:inline distT="0" distB="0" distL="0" distR="0" wp14:anchorId="20731E2E" wp14:editId="5AD7F11C">
+            <wp:extent cx="5857335" cy="4804128"/>
+            <wp:effectExtent l="19050" t="19050" r="10160" b="15875"/>
+            <wp:docPr id="9" name="Picture 9"/>
+            <wp:cNvGraphicFramePr>
+              <a:graphicFrameLocks xmlns:a="http://schemas.openxmlformats.org/drawingml/2006/main" noChangeAspect="1"/>
+            </wp:cNvGraphicFramePr>
+            <a:graphic xmlns:a="http://schemas.openxmlformats.org/drawingml/2006/main">
+              <a:graphicData uri="http://schemas.openxmlformats.org/drawingml/2006/picture">
+                <pic:pic xmlns:pic="http://schemas.openxmlformats.org/drawingml/2006/picture">
+                  <pic:nvPicPr>
+                    <pic:cNvPr id="1" name=""/>
+                    <pic:cNvPicPr/>
+                  </pic:nvPicPr>
+                  <pic:blipFill>
+                    <a:blip r:embed="rId15"/>
+                    <a:stretch>
+                      <a:fillRect/>
+                    </a:stretch>
+                  </pic:blipFill>
+                  <pic:spPr>
+                    <a:xfrm>
+                      <a:off x="0" y="0"/>
+                      <a:ext cx="5866546" cy="4811683"/>
+                    </a:xfrm>
+                    <a:prstGeom prst="rect">
+                      <a:avLst/>
+                    </a:prstGeom>
+                    <a:ln w="19050">
+                      <a:solidFill>
+                        <a:schemeClr val="tx1"/>
+                      </a:solidFill>
+                    </a:ln>
+                  </pic:spPr>
+                </pic:pic>
+              </a:graphicData>
+            </a:graphic>
+          </wp:inline>
+        </w:drawing>
       </w:r>
     </w:p>
     <w:sectPr>
-      <w:footerReference w:type="default" r:id="rId9"/>
+      <w:footerReference w:type="default" r:id="rId16"/>
       <w:pgSz w:w="12240" w:h="15840"/>
       <w:pgMar w:top="1134" w:right="1134" w:bottom="1134" w:left="1418" w:header="720" w:footer="720" w:gutter="0"/>
       <w:cols w:space="720"/>
@@ -7757,7 +11915,6 @@
   <w:style w:type="character" w:default="1" w:styleId="DefaultParagraphFont">
     <w:name w:val="Default Paragraph Font"/>
     <w:uiPriority w:val="1"/>
-    <w:semiHidden/>
     <w:unhideWhenUsed/>
   </w:style>
   <w:style w:type="table" w:default="1" w:styleId="TableNormal">
@@ -8763,6 +12920,18 @@
     </w:rPr>
     <w:tblPr/>
   </w:style>
+  <w:style w:type="character" w:styleId="UnresolvedMention">
+    <w:name w:val="Unresolved Mention"/>
+    <w:basedOn w:val="DefaultParagraphFont"/>
+    <w:uiPriority w:val="99"/>
+    <w:semiHidden/>
+    <w:unhideWhenUsed/>
+    <w:rsid w:val="00A13C3A"/>
+    <w:rPr>
+      <w:color w:val="605E5C"/>
+      <w:shd w:val="clear" w:color="auto" w:fill="E1DFDD"/>
+    </w:rPr>
+  </w:style>
 </w:styles>
 </file>
 
